--- a/5_pz/5Пр.Раб.docx
+++ b/5_pz/5Пр.Раб.docx
@@ -302,7 +302,7 @@
         <w:ind w:firstLine="709"/>
         <w:jc w:val="center"/>
       </w:pPr>
-      <w:bookmarkStart w:id="0" w:name="_Toc241772577"/>
+      <w:bookmarkStart w:id="0" w:name="_Toc243086687"/>
       <w:r>
         <w:lastRenderedPageBreak/>
         <w:t>СОДЕРЖАНИЕ</w:t>
@@ -314,7 +314,6 @@
         <w:alias w:val="СОДЕРЖАНИЕ"/>
         <w:id w:val="-1530174972"/>
       </w:sdtPr>
-      <w:sdtEndPr/>
       <w:sdtContent>
         <w:p>
           <w:pPr>
@@ -325,8 +324,10 @@
             <w:rPr>
               <w:rFonts w:asciiTheme="minorHAnsi" w:eastAsiaTheme="minorEastAsia" w:hAnsiTheme="minorHAnsi" w:cstheme="minorBidi"/>
               <w:noProof/>
-              <w:sz w:val="22"/>
-              <w:szCs w:val="22"/>
+              <w:kern w:val="2"/>
+              <w:sz w:val="24"/>
+              <w:szCs w:val="24"/>
+              <w14:ligatures w14:val="standardContextual"/>
             </w:rPr>
           </w:pPr>
           <w:r>
@@ -338,10 +339,10 @@
           <w:r>
             <w:fldChar w:fldCharType="separate"/>
           </w:r>
-          <w:hyperlink w:anchor="_Toc241772577" w:history="1">
-            <w:r>
-              <w:rPr>
-                <w:rStyle w:val="a5"/>
+          <w:hyperlink w:anchor="_Toc243086687" w:history="1">
+            <w:r>
+              <w:rPr>
+                <w:rStyle w:val="a7"/>
                 <w:noProof/>
               </w:rPr>
               <w:t>СОДЕРЖАНИЕ</w:t>
@@ -362,7 +363,7 @@
               <w:rPr>
                 <w:noProof/>
               </w:rPr>
-              <w:instrText xml:space="preserve"> PAGEREF _Toc241772577 \h </w:instrText>
+              <w:instrText xml:space="preserve"> PAGEREF _Toc243086687 \h </w:instrText>
             </w:r>
             <w:r>
               <w:rPr>
@@ -398,17 +399,19 @@
             <w:rPr>
               <w:rFonts w:asciiTheme="minorHAnsi" w:eastAsiaTheme="minorEastAsia" w:hAnsiTheme="minorHAnsi" w:cstheme="minorBidi"/>
               <w:noProof/>
-              <w:sz w:val="22"/>
-              <w:szCs w:val="22"/>
+              <w:kern w:val="2"/>
+              <w:sz w:val="24"/>
+              <w:szCs w:val="24"/>
+              <w14:ligatures w14:val="standardContextual"/>
             </w:rPr>
           </w:pPr>
-          <w:hyperlink w:anchor="_Toc241772578" w:history="1">
-            <w:r>
-              <w:rPr>
-                <w:rStyle w:val="a5"/>
-                <w:noProof/>
-              </w:rPr>
-              <w:t>Введение</w:t>
+          <w:hyperlink w:anchor="_Toc243086688" w:history="1">
+            <w:r>
+              <w:rPr>
+                <w:rStyle w:val="a7"/>
+                <w:noProof/>
+              </w:rPr>
+              <w:t>ВВЕДЕНИЕ</w:t>
             </w:r>
             <w:r>
               <w:rPr>
@@ -426,7 +429,7 @@
               <w:rPr>
                 <w:noProof/>
               </w:rPr>
-              <w:instrText xml:space="preserve"> PAGEREF _Toc241772578 \h </w:instrText>
+              <w:instrText xml:space="preserve"> PAGEREF _Toc243086688 \h </w:instrText>
             </w:r>
             <w:r>
               <w:rPr>
@@ -462,17 +465,19 @@
             <w:rPr>
               <w:rFonts w:asciiTheme="minorHAnsi" w:eastAsiaTheme="minorEastAsia" w:hAnsiTheme="minorHAnsi" w:cstheme="minorBidi"/>
               <w:noProof/>
-              <w:sz w:val="22"/>
-              <w:szCs w:val="22"/>
+              <w:kern w:val="2"/>
+              <w:sz w:val="24"/>
+              <w:szCs w:val="24"/>
+              <w14:ligatures w14:val="standardContextual"/>
             </w:rPr>
           </w:pPr>
-          <w:hyperlink w:anchor="_Toc241772579" w:history="1">
-            <w:r>
-              <w:rPr>
-                <w:rStyle w:val="a5"/>
-                <w:noProof/>
-              </w:rPr>
-              <w:t>Методические указания подчёркивают, что алгоритм такой задачи естественным образом сводится к трём циклам: внешнему циклу по значениям x и двум внутренним циклам, которые выполняют суммирование при фиксированном x.</w:t>
+          <w:hyperlink w:anchor="_Toc243086689" w:history="1">
+            <w:r>
+              <w:rPr>
+                <w:rStyle w:val="a7"/>
+                <w:noProof/>
+              </w:rPr>
+              <w:t>1 ПОСТАНОВКА ЗАДАЧИ</w:t>
             </w:r>
             <w:r>
               <w:rPr>
@@ -490,7 +495,7 @@
               <w:rPr>
                 <w:noProof/>
               </w:rPr>
-              <w:instrText xml:space="preserve"> PAGEREF _Toc241772579 \h </w:instrText>
+              <w:instrText xml:space="preserve"> PAGEREF _Toc243086689 \h </w:instrText>
             </w:r>
             <w:r>
               <w:rPr>
@@ -507,7 +512,205 @@
               <w:rPr>
                 <w:noProof/>
               </w:rPr>
-              <w:t>3</w:t>
+              <w:t>4</w:t>
+            </w:r>
+            <w:r>
+              <w:rPr>
+                <w:noProof/>
+              </w:rPr>
+              <w:fldChar w:fldCharType="end"/>
+            </w:r>
+          </w:hyperlink>
+        </w:p>
+        <w:p>
+          <w:pPr>
+            <w:pStyle w:val="20"/>
+            <w:tabs>
+              <w:tab w:val="right" w:leader="dot" w:pos="9345"/>
+            </w:tabs>
+            <w:rPr>
+              <w:rFonts w:asciiTheme="minorHAnsi" w:eastAsiaTheme="minorEastAsia" w:hAnsiTheme="minorHAnsi" w:cstheme="minorBidi"/>
+              <w:noProof/>
+              <w:kern w:val="2"/>
+              <w:sz w:val="24"/>
+              <w:szCs w:val="24"/>
+              <w14:ligatures w14:val="standardContextual"/>
+            </w:rPr>
+          </w:pPr>
+          <w:hyperlink w:anchor="_Toc243086690" w:history="1">
+            <w:r>
+              <w:rPr>
+                <w:rStyle w:val="a7"/>
+                <w:noProof/>
+              </w:rPr>
+              <w:t>1.1 Общая постановка задачи</w:t>
+            </w:r>
+            <w:r>
+              <w:rPr>
+                <w:noProof/>
+              </w:rPr>
+              <w:tab/>
+            </w:r>
+            <w:r>
+              <w:rPr>
+                <w:noProof/>
+              </w:rPr>
+              <w:fldChar w:fldCharType="begin"/>
+            </w:r>
+            <w:r>
+              <w:rPr>
+                <w:noProof/>
+              </w:rPr>
+              <w:instrText xml:space="preserve"> PAGEREF _Toc243086690 \h </w:instrText>
+            </w:r>
+            <w:r>
+              <w:rPr>
+                <w:noProof/>
+              </w:rPr>
+            </w:r>
+            <w:r>
+              <w:rPr>
+                <w:noProof/>
+              </w:rPr>
+              <w:fldChar w:fldCharType="separate"/>
+            </w:r>
+            <w:r>
+              <w:rPr>
+                <w:noProof/>
+              </w:rPr>
+              <w:t>4</w:t>
+            </w:r>
+            <w:r>
+              <w:rPr>
+                <w:noProof/>
+              </w:rPr>
+              <w:fldChar w:fldCharType="end"/>
+            </w:r>
+          </w:hyperlink>
+        </w:p>
+        <w:p>
+          <w:pPr>
+            <w:pStyle w:val="20"/>
+            <w:tabs>
+              <w:tab w:val="right" w:leader="dot" w:pos="9345"/>
+            </w:tabs>
+            <w:rPr>
+              <w:rFonts w:asciiTheme="minorHAnsi" w:eastAsiaTheme="minorEastAsia" w:hAnsiTheme="minorHAnsi" w:cstheme="minorBidi"/>
+              <w:noProof/>
+              <w:kern w:val="2"/>
+              <w:sz w:val="24"/>
+              <w:szCs w:val="24"/>
+              <w14:ligatures w14:val="standardContextual"/>
+            </w:rPr>
+          </w:pPr>
+          <w:hyperlink w:anchor="_Toc243086691" w:history="1">
+            <w:r>
+              <w:rPr>
+                <w:rStyle w:val="a7"/>
+                <w:noProof/>
+              </w:rPr>
+              <w:t>1.2 Задание варианта 20</w:t>
+            </w:r>
+            <w:r>
+              <w:rPr>
+                <w:noProof/>
+              </w:rPr>
+              <w:tab/>
+            </w:r>
+            <w:r>
+              <w:rPr>
+                <w:noProof/>
+              </w:rPr>
+              <w:fldChar w:fldCharType="begin"/>
+            </w:r>
+            <w:r>
+              <w:rPr>
+                <w:noProof/>
+              </w:rPr>
+              <w:instrText xml:space="preserve"> PAGEREF _Toc243086691 \h </w:instrText>
+            </w:r>
+            <w:r>
+              <w:rPr>
+                <w:noProof/>
+              </w:rPr>
+            </w:r>
+            <w:r>
+              <w:rPr>
+                <w:noProof/>
+              </w:rPr>
+              <w:fldChar w:fldCharType="separate"/>
+            </w:r>
+            <w:r>
+              <w:rPr>
+                <w:noProof/>
+              </w:rPr>
+              <w:t>4</w:t>
+            </w:r>
+            <w:r>
+              <w:rPr>
+                <w:noProof/>
+              </w:rPr>
+              <w:fldChar w:fldCharType="end"/>
+            </w:r>
+          </w:hyperlink>
+        </w:p>
+        <w:p>
+          <w:pPr>
+            <w:pStyle w:val="20"/>
+            <w:tabs>
+              <w:tab w:val="right" w:leader="dot" w:pos="9345"/>
+            </w:tabs>
+            <w:rPr>
+              <w:rFonts w:asciiTheme="minorHAnsi" w:eastAsiaTheme="minorEastAsia" w:hAnsiTheme="minorHAnsi" w:cstheme="minorBidi"/>
+              <w:noProof/>
+              <w:kern w:val="2"/>
+              <w:sz w:val="24"/>
+              <w:szCs w:val="24"/>
+              <w14:ligatures w14:val="standardContextual"/>
+            </w:rPr>
+          </w:pPr>
+          <w:hyperlink w:anchor="_Toc243086692" w:history="1">
+            <w:r>
+              <w:rPr>
+                <w:rStyle w:val="a7"/>
+                <w:noProof/>
+              </w:rPr>
+              <w:t>1.3 Функциональные требования</w:t>
+            </w:r>
+            <w:r>
+              <w:rPr>
+                <w:noProof/>
+              </w:rPr>
+              <w:tab/>
+            </w:r>
+            <w:r>
+              <w:rPr>
+                <w:noProof/>
+              </w:rPr>
+              <w:fldChar w:fldCharType="begin"/>
+            </w:r>
+            <w:r>
+              <w:rPr>
+                <w:noProof/>
+              </w:rPr>
+              <w:instrText xml:space="preserve"> PAGEREF _Toc243086692 \h </w:instrText>
+            </w:r>
+            <w:r>
+              <w:rPr>
+                <w:noProof/>
+              </w:rPr>
+            </w:r>
+            <w:r>
+              <w:rPr>
+                <w:noProof/>
+              </w:rPr>
+              <w:fldChar w:fldCharType="separate"/>
+            </w:r>
+            <w:r>
+              <w:rPr>
+                <w:noProof/>
+              </w:rPr>
+              <w:t>4</w:t>
             </w:r>
             <w:r>
               <w:rPr>
@@ -526,17 +729,19 @@
             <w:rPr>
               <w:rFonts w:asciiTheme="minorHAnsi" w:eastAsiaTheme="minorEastAsia" w:hAnsiTheme="minorHAnsi" w:cstheme="minorBidi"/>
               <w:noProof/>
-              <w:sz w:val="22"/>
-              <w:szCs w:val="22"/>
+              <w:kern w:val="2"/>
+              <w:sz w:val="24"/>
+              <w:szCs w:val="24"/>
+              <w14:ligatures w14:val="standardContextual"/>
             </w:rPr>
           </w:pPr>
-          <w:hyperlink w:anchor="_Toc241772580" w:history="1">
-            <w:r>
-              <w:rPr>
-                <w:rStyle w:val="a5"/>
-                <w:noProof/>
-              </w:rPr>
-              <w:t>1 Постановка задачи</w:t>
+          <w:hyperlink w:anchor="_Toc243086693" w:history="1">
+            <w:r>
+              <w:rPr>
+                <w:rStyle w:val="a7"/>
+                <w:noProof/>
+              </w:rPr>
+              <w:t>2 ТЕОРЕТИЧЕСКИЕ СВЕДЕНИЯ</w:t>
             </w:r>
             <w:r>
               <w:rPr>
@@ -554,7 +759,7 @@
               <w:rPr>
                 <w:noProof/>
               </w:rPr>
-              <w:instrText xml:space="preserve"> PAGEREF _Toc241772580 \h </w:instrText>
+              <w:instrText xml:space="preserve"> PAGEREF _Toc243086693 \h </w:instrText>
             </w:r>
             <w:r>
               <w:rPr>
@@ -571,7 +776,7 @@
               <w:rPr>
                 <w:noProof/>
               </w:rPr>
-              <w:t>4</w:t>
+              <w:t>5</w:t>
             </w:r>
             <w:r>
               <w:rPr>
@@ -590,17 +795,19 @@
             <w:rPr>
               <w:rFonts w:asciiTheme="minorHAnsi" w:eastAsiaTheme="minorEastAsia" w:hAnsiTheme="minorHAnsi" w:cstheme="minorBidi"/>
               <w:noProof/>
-              <w:sz w:val="22"/>
-              <w:szCs w:val="22"/>
+              <w:kern w:val="2"/>
+              <w:sz w:val="24"/>
+              <w:szCs w:val="24"/>
+              <w14:ligatures w14:val="standardContextual"/>
             </w:rPr>
           </w:pPr>
-          <w:hyperlink w:anchor="_Toc241772581" w:history="1">
-            <w:r>
-              <w:rPr>
-                <w:rStyle w:val="a5"/>
-                <w:noProof/>
-              </w:rPr>
-              <w:t>1.1 Исходные данные варианта</w:t>
+          <w:hyperlink w:anchor="_Toc243086694" w:history="1">
+            <w:r>
+              <w:rPr>
+                <w:rStyle w:val="a7"/>
+                <w:noProof/>
+              </w:rPr>
+              <w:t>2.1 Функции и параметры</w:t>
             </w:r>
             <w:r>
               <w:rPr>
@@ -618,7 +825,7 @@
               <w:rPr>
                 <w:noProof/>
               </w:rPr>
-              <w:instrText xml:space="preserve"> PAGEREF _Toc241772581 \h </w:instrText>
+              <w:instrText xml:space="preserve"> PAGEREF _Toc243086694 \h </w:instrText>
             </w:r>
             <w:r>
               <w:rPr>
@@ -635,7 +842,7 @@
               <w:rPr>
                 <w:noProof/>
               </w:rPr>
-              <w:t>4</w:t>
+              <w:t>5</w:t>
             </w:r>
             <w:r>
               <w:rPr>
@@ -654,17 +861,19 @@
             <w:rPr>
               <w:rFonts w:asciiTheme="minorHAnsi" w:eastAsiaTheme="minorEastAsia" w:hAnsiTheme="minorHAnsi" w:cstheme="minorBidi"/>
               <w:noProof/>
-              <w:sz w:val="22"/>
-              <w:szCs w:val="22"/>
+              <w:kern w:val="2"/>
+              <w:sz w:val="24"/>
+              <w:szCs w:val="24"/>
+              <w14:ligatures w14:val="standardContextual"/>
             </w:rPr>
           </w:pPr>
-          <w:hyperlink w:anchor="_Toc241772582" w:history="1">
-            <w:r>
-              <w:rPr>
-                <w:rStyle w:val="a5"/>
-                <w:noProof/>
-              </w:rPr>
-              <w:t>1.2 Требования к результатам</w:t>
+          <w:hyperlink w:anchor="_Toc243086695" w:history="1">
+            <w:r>
+              <w:rPr>
+                <w:rStyle w:val="a7"/>
+                <w:noProof/>
+              </w:rPr>
+              <w:t>2.2 Двумерные массивы</w:t>
             </w:r>
             <w:r>
               <w:rPr>
@@ -682,7 +891,7 @@
               <w:rPr>
                 <w:noProof/>
               </w:rPr>
-              <w:instrText xml:space="preserve"> PAGEREF _Toc241772582 \h </w:instrText>
+              <w:instrText xml:space="preserve"> PAGEREF _Toc243086695 \h </w:instrText>
             </w:r>
             <w:r>
               <w:rPr>
@@ -699,7 +908,205 @@
               <w:rPr>
                 <w:noProof/>
               </w:rPr>
-              <w:t>4</w:t>
+              <w:t>5</w:t>
+            </w:r>
+            <w:r>
+              <w:rPr>
+                <w:noProof/>
+              </w:rPr>
+              <w:fldChar w:fldCharType="end"/>
+            </w:r>
+          </w:hyperlink>
+        </w:p>
+        <w:p>
+          <w:pPr>
+            <w:pStyle w:val="20"/>
+            <w:tabs>
+              <w:tab w:val="right" w:leader="dot" w:pos="9345"/>
+            </w:tabs>
+            <w:rPr>
+              <w:rFonts w:asciiTheme="minorHAnsi" w:eastAsiaTheme="minorEastAsia" w:hAnsiTheme="minorHAnsi" w:cstheme="minorBidi"/>
+              <w:noProof/>
+              <w:kern w:val="2"/>
+              <w:sz w:val="24"/>
+              <w:szCs w:val="24"/>
+              <w14:ligatures w14:val="standardContextual"/>
+            </w:rPr>
+          </w:pPr>
+          <w:hyperlink w:anchor="_Toc243086696" w:history="1">
+            <w:r>
+              <w:rPr>
+                <w:rStyle w:val="a7"/>
+                <w:noProof/>
+              </w:rPr>
+              <w:t>2.3 Рваные массивы</w:t>
+            </w:r>
+            <w:r>
+              <w:rPr>
+                <w:noProof/>
+              </w:rPr>
+              <w:tab/>
+            </w:r>
+            <w:r>
+              <w:rPr>
+                <w:noProof/>
+              </w:rPr>
+              <w:fldChar w:fldCharType="begin"/>
+            </w:r>
+            <w:r>
+              <w:rPr>
+                <w:noProof/>
+              </w:rPr>
+              <w:instrText xml:space="preserve"> PAGEREF _Toc243086696 \h </w:instrText>
+            </w:r>
+            <w:r>
+              <w:rPr>
+                <w:noProof/>
+              </w:rPr>
+            </w:r>
+            <w:r>
+              <w:rPr>
+                <w:noProof/>
+              </w:rPr>
+              <w:fldChar w:fldCharType="separate"/>
+            </w:r>
+            <w:r>
+              <w:rPr>
+                <w:noProof/>
+              </w:rPr>
+              <w:t>5</w:t>
+            </w:r>
+            <w:r>
+              <w:rPr>
+                <w:noProof/>
+              </w:rPr>
+              <w:fldChar w:fldCharType="end"/>
+            </w:r>
+          </w:hyperlink>
+        </w:p>
+        <w:p>
+          <w:pPr>
+            <w:pStyle w:val="20"/>
+            <w:tabs>
+              <w:tab w:val="right" w:leader="dot" w:pos="9345"/>
+            </w:tabs>
+            <w:rPr>
+              <w:rFonts w:asciiTheme="minorHAnsi" w:eastAsiaTheme="minorEastAsia" w:hAnsiTheme="minorHAnsi" w:cstheme="minorBidi"/>
+              <w:noProof/>
+              <w:kern w:val="2"/>
+              <w:sz w:val="24"/>
+              <w:szCs w:val="24"/>
+              <w14:ligatures w14:val="standardContextual"/>
+            </w:rPr>
+          </w:pPr>
+          <w:hyperlink w:anchor="_Toc243086697" w:history="1">
+            <w:r>
+              <w:rPr>
+                <w:rStyle w:val="a7"/>
+                <w:noProof/>
+              </w:rPr>
+              <w:t>2.4 Строки и идентификаторы</w:t>
+            </w:r>
+            <w:r>
+              <w:rPr>
+                <w:noProof/>
+              </w:rPr>
+              <w:tab/>
+            </w:r>
+            <w:r>
+              <w:rPr>
+                <w:noProof/>
+              </w:rPr>
+              <w:fldChar w:fldCharType="begin"/>
+            </w:r>
+            <w:r>
+              <w:rPr>
+                <w:noProof/>
+              </w:rPr>
+              <w:instrText xml:space="preserve"> PAGEREF _Toc243086697 \h </w:instrText>
+            </w:r>
+            <w:r>
+              <w:rPr>
+                <w:noProof/>
+              </w:rPr>
+            </w:r>
+            <w:r>
+              <w:rPr>
+                <w:noProof/>
+              </w:rPr>
+              <w:fldChar w:fldCharType="separate"/>
+            </w:r>
+            <w:r>
+              <w:rPr>
+                <w:noProof/>
+              </w:rPr>
+              <w:t>5</w:t>
+            </w:r>
+            <w:r>
+              <w:rPr>
+                <w:noProof/>
+              </w:rPr>
+              <w:fldChar w:fldCharType="end"/>
+            </w:r>
+          </w:hyperlink>
+        </w:p>
+        <w:p>
+          <w:pPr>
+            <w:pStyle w:val="20"/>
+            <w:tabs>
+              <w:tab w:val="right" w:leader="dot" w:pos="9345"/>
+            </w:tabs>
+            <w:rPr>
+              <w:rFonts w:asciiTheme="minorHAnsi" w:eastAsiaTheme="minorEastAsia" w:hAnsiTheme="minorHAnsi" w:cstheme="minorBidi"/>
+              <w:noProof/>
+              <w:kern w:val="2"/>
+              <w:sz w:val="24"/>
+              <w:szCs w:val="24"/>
+              <w14:ligatures w14:val="standardContextual"/>
+            </w:rPr>
+          </w:pPr>
+          <w:hyperlink w:anchor="_Toc243086698" w:history="1">
+            <w:r>
+              <w:rPr>
+                <w:rStyle w:val="a7"/>
+                <w:noProof/>
+              </w:rPr>
+              <w:t>2.5 Исключения</w:t>
+            </w:r>
+            <w:r>
+              <w:rPr>
+                <w:noProof/>
+              </w:rPr>
+              <w:tab/>
+            </w:r>
+            <w:r>
+              <w:rPr>
+                <w:noProof/>
+              </w:rPr>
+              <w:fldChar w:fldCharType="begin"/>
+            </w:r>
+            <w:r>
+              <w:rPr>
+                <w:noProof/>
+              </w:rPr>
+              <w:instrText xml:space="preserve"> PAGEREF _Toc243086698 \h </w:instrText>
+            </w:r>
+            <w:r>
+              <w:rPr>
+                <w:noProof/>
+              </w:rPr>
+            </w:r>
+            <w:r>
+              <w:rPr>
+                <w:noProof/>
+              </w:rPr>
+              <w:fldChar w:fldCharType="separate"/>
+            </w:r>
+            <w:r>
+              <w:rPr>
+                <w:noProof/>
+              </w:rPr>
+              <w:t>5</w:t>
             </w:r>
             <w:r>
               <w:rPr>
@@ -718,17 +1125,19 @@
             <w:rPr>
               <w:rFonts w:asciiTheme="minorHAnsi" w:eastAsiaTheme="minorEastAsia" w:hAnsiTheme="minorHAnsi" w:cstheme="minorBidi"/>
               <w:noProof/>
-              <w:sz w:val="22"/>
-              <w:szCs w:val="22"/>
+              <w:kern w:val="2"/>
+              <w:sz w:val="24"/>
+              <w:szCs w:val="24"/>
+              <w14:ligatures w14:val="standardContextual"/>
             </w:rPr>
           </w:pPr>
-          <w:hyperlink w:anchor="_Toc241772583" w:history="1">
-            <w:r>
-              <w:rPr>
-                <w:rStyle w:val="a5"/>
-                <w:noProof/>
-              </w:rPr>
-              <w:t>2 Теоретические сведения</w:t>
+          <w:hyperlink w:anchor="_Toc243086699" w:history="1">
+            <w:r>
+              <w:rPr>
+                <w:rStyle w:val="a7"/>
+                <w:noProof/>
+              </w:rPr>
+              <w:t>3 СТРУКТУРА ПРОГРАММЫ</w:t>
             </w:r>
             <w:r>
               <w:rPr>
@@ -746,7 +1155,7 @@
               <w:rPr>
                 <w:noProof/>
               </w:rPr>
-              <w:instrText xml:space="preserve"> PAGEREF _Toc241772583 \h </w:instrText>
+              <w:instrText xml:space="preserve"> PAGEREF _Toc243086699 \h </w:instrText>
             </w:r>
             <w:r>
               <w:rPr>
@@ -763,7 +1172,7 @@
               <w:rPr>
                 <w:noProof/>
               </w:rPr>
-              <w:t>5</w:t>
+              <w:t>6</w:t>
             </w:r>
             <w:r>
               <w:rPr>
@@ -782,17 +1191,19 @@
             <w:rPr>
               <w:rFonts w:asciiTheme="minorHAnsi" w:eastAsiaTheme="minorEastAsia" w:hAnsiTheme="minorHAnsi" w:cstheme="minorBidi"/>
               <w:noProof/>
-              <w:sz w:val="22"/>
-              <w:szCs w:val="22"/>
+              <w:kern w:val="2"/>
+              <w:sz w:val="24"/>
+              <w:szCs w:val="24"/>
+              <w14:ligatures w14:val="standardContextual"/>
             </w:rPr>
           </w:pPr>
-          <w:hyperlink w:anchor="_Toc241772584" w:history="1">
-            <w:r>
-              <w:rPr>
-                <w:rStyle w:val="a5"/>
-                <w:noProof/>
-              </w:rPr>
-              <w:t>2.1 Степенной ряд и ряд Маклорена</w:t>
+          <w:hyperlink w:anchor="_Toc243086700" w:history="1">
+            <w:r>
+              <w:rPr>
+                <w:rStyle w:val="a7"/>
+                <w:noProof/>
+              </w:rPr>
+              <w:t>3.1 Общий сценарий</w:t>
             </w:r>
             <w:r>
               <w:rPr>
@@ -810,7 +1221,7 @@
               <w:rPr>
                 <w:noProof/>
               </w:rPr>
-              <w:instrText xml:space="preserve"> PAGEREF _Toc241772584 \h </w:instrText>
+              <w:instrText xml:space="preserve"> PAGEREF _Toc243086700 \h </w:instrText>
             </w:r>
             <w:r>
               <w:rPr>
@@ -827,7 +1238,7 @@
               <w:rPr>
                 <w:noProof/>
               </w:rPr>
-              <w:t>5</w:t>
+              <w:t>6</w:t>
             </w:r>
             <w:r>
               <w:rPr>
@@ -846,17 +1257,19 @@
             <w:rPr>
               <w:rFonts w:asciiTheme="minorHAnsi" w:eastAsiaTheme="minorEastAsia" w:hAnsiTheme="minorHAnsi" w:cstheme="minorBidi"/>
               <w:noProof/>
-              <w:sz w:val="22"/>
-              <w:szCs w:val="22"/>
+              <w:kern w:val="2"/>
+              <w:sz w:val="24"/>
+              <w:szCs w:val="24"/>
+              <w14:ligatures w14:val="standardContextual"/>
             </w:rPr>
           </w:pPr>
-          <w:hyperlink w:anchor="_Toc241772585" w:history="1">
-            <w:r>
-              <w:rPr>
-                <w:rStyle w:val="a5"/>
-                <w:noProof/>
-              </w:rPr>
-              <w:t>2.2 Сходимость ряда и погрешность</w:t>
+          <w:hyperlink w:anchor="_Toc243086701" w:history="1">
+            <w:r>
+              <w:rPr>
+                <w:rStyle w:val="a7"/>
+                <w:noProof/>
+              </w:rPr>
+              <w:t>3.2 Входные и выходные данные</w:t>
             </w:r>
             <w:r>
               <w:rPr>
@@ -874,7 +1287,7 @@
               <w:rPr>
                 <w:noProof/>
               </w:rPr>
-              <w:instrText xml:space="preserve"> PAGEREF _Toc241772585 \h </w:instrText>
+              <w:instrText xml:space="preserve"> PAGEREF _Toc243086701 \h </w:instrText>
             </w:r>
             <w:r>
               <w:rPr>
@@ -891,7 +1304,73 @@
               <w:rPr>
                 <w:noProof/>
               </w:rPr>
-              <w:t>5</w:t>
+              <w:t>6</w:t>
+            </w:r>
+            <w:r>
+              <w:rPr>
+                <w:noProof/>
+              </w:rPr>
+              <w:fldChar w:fldCharType="end"/>
+            </w:r>
+          </w:hyperlink>
+        </w:p>
+        <w:p>
+          <w:pPr>
+            <w:pStyle w:val="11"/>
+            <w:tabs>
+              <w:tab w:val="right" w:leader="dot" w:pos="9345"/>
+            </w:tabs>
+            <w:rPr>
+              <w:rFonts w:asciiTheme="minorHAnsi" w:eastAsiaTheme="minorEastAsia" w:hAnsiTheme="minorHAnsi" w:cstheme="minorBidi"/>
+              <w:noProof/>
+              <w:kern w:val="2"/>
+              <w:sz w:val="24"/>
+              <w:szCs w:val="24"/>
+              <w14:ligatures w14:val="standardContextual"/>
+            </w:rPr>
+          </w:pPr>
+          <w:hyperlink w:anchor="_Toc243086702" w:history="1">
+            <w:r>
+              <w:rPr>
+                <w:rStyle w:val="a7"/>
+                <w:noProof/>
+              </w:rPr>
+              <w:t>4 АЛГОРИТМЫ ВАРИАНТА 20</w:t>
+            </w:r>
+            <w:r>
+              <w:rPr>
+                <w:noProof/>
+              </w:rPr>
+              <w:tab/>
+            </w:r>
+            <w:r>
+              <w:rPr>
+                <w:noProof/>
+              </w:rPr>
+              <w:fldChar w:fldCharType="begin"/>
+            </w:r>
+            <w:r>
+              <w:rPr>
+                <w:noProof/>
+              </w:rPr>
+              <w:instrText xml:space="preserve"> PAGEREF _Toc243086702 \h </w:instrText>
+            </w:r>
+            <w:r>
+              <w:rPr>
+                <w:noProof/>
+              </w:rPr>
+            </w:r>
+            <w:r>
+              <w:rPr>
+                <w:noProof/>
+              </w:rPr>
+              <w:fldChar w:fldCharType="separate"/>
+            </w:r>
+            <w:r>
+              <w:rPr>
+                <w:noProof/>
+              </w:rPr>
+              <w:t>7</w:t>
             </w:r>
             <w:r>
               <w:rPr>
@@ -910,17 +1389,19 @@
             <w:rPr>
               <w:rFonts w:asciiTheme="minorHAnsi" w:eastAsiaTheme="minorEastAsia" w:hAnsiTheme="minorHAnsi" w:cstheme="minorBidi"/>
               <w:noProof/>
-              <w:sz w:val="22"/>
-              <w:szCs w:val="22"/>
+              <w:kern w:val="2"/>
+              <w:sz w:val="24"/>
+              <w:szCs w:val="24"/>
+              <w14:ligatures w14:val="standardContextual"/>
             </w:rPr>
           </w:pPr>
-          <w:hyperlink w:anchor="_Toc241772586" w:history="1">
-            <w:r>
-              <w:rPr>
-                <w:rStyle w:val="a5"/>
-                <w:noProof/>
-              </w:rPr>
-              <w:t>2.3 Рекуррентное вычисление членов ряда</w:t>
+          <w:hyperlink w:anchor="_Toc243086703" w:history="1">
+            <w:r>
+              <w:rPr>
+                <w:rStyle w:val="a7"/>
+                <w:noProof/>
+              </w:rPr>
+              <w:t>4.1 Вставка нулевых строк</w:t>
             </w:r>
             <w:r>
               <w:rPr>
@@ -938,7 +1419,7 @@
               <w:rPr>
                 <w:noProof/>
               </w:rPr>
-              <w:instrText xml:space="preserve"> PAGEREF _Toc241772586 \h </w:instrText>
+              <w:instrText xml:space="preserve"> PAGEREF _Toc243086703 \h </w:instrText>
             </w:r>
             <w:r>
               <w:rPr>
@@ -955,7 +1436,139 @@
               <w:rPr>
                 <w:noProof/>
               </w:rPr>
-              <w:t>5</w:t>
+              <w:t>7</w:t>
+            </w:r>
+            <w:r>
+              <w:rPr>
+                <w:noProof/>
+              </w:rPr>
+              <w:fldChar w:fldCharType="end"/>
+            </w:r>
+          </w:hyperlink>
+        </w:p>
+        <w:p>
+          <w:pPr>
+            <w:pStyle w:val="20"/>
+            <w:tabs>
+              <w:tab w:val="right" w:leader="dot" w:pos="9345"/>
+            </w:tabs>
+            <w:rPr>
+              <w:rFonts w:asciiTheme="minorHAnsi" w:eastAsiaTheme="minorEastAsia" w:hAnsiTheme="minorHAnsi" w:cstheme="minorBidi"/>
+              <w:noProof/>
+              <w:kern w:val="2"/>
+              <w:sz w:val="24"/>
+              <w:szCs w:val="24"/>
+              <w14:ligatures w14:val="standardContextual"/>
+            </w:rPr>
+          </w:pPr>
+          <w:hyperlink w:anchor="_Toc243086704" w:history="1">
+            <w:r>
+              <w:rPr>
+                <w:rStyle w:val="a7"/>
+                <w:noProof/>
+              </w:rPr>
+              <w:t>4.2 Добавление строки в рваный массив</w:t>
+            </w:r>
+            <w:r>
+              <w:rPr>
+                <w:noProof/>
+              </w:rPr>
+              <w:tab/>
+            </w:r>
+            <w:r>
+              <w:rPr>
+                <w:noProof/>
+              </w:rPr>
+              <w:fldChar w:fldCharType="begin"/>
+            </w:r>
+            <w:r>
+              <w:rPr>
+                <w:noProof/>
+              </w:rPr>
+              <w:instrText xml:space="preserve"> PAGEREF _Toc243086704 \h </w:instrText>
+            </w:r>
+            <w:r>
+              <w:rPr>
+                <w:noProof/>
+              </w:rPr>
+            </w:r>
+            <w:r>
+              <w:rPr>
+                <w:noProof/>
+              </w:rPr>
+              <w:fldChar w:fldCharType="separate"/>
+            </w:r>
+            <w:r>
+              <w:rPr>
+                <w:noProof/>
+              </w:rPr>
+              <w:t>7</w:t>
+            </w:r>
+            <w:r>
+              <w:rPr>
+                <w:noProof/>
+              </w:rPr>
+              <w:fldChar w:fldCharType="end"/>
+            </w:r>
+          </w:hyperlink>
+        </w:p>
+        <w:p>
+          <w:pPr>
+            <w:pStyle w:val="20"/>
+            <w:tabs>
+              <w:tab w:val="right" w:leader="dot" w:pos="9345"/>
+            </w:tabs>
+            <w:rPr>
+              <w:rFonts w:asciiTheme="minorHAnsi" w:eastAsiaTheme="minorEastAsia" w:hAnsiTheme="minorHAnsi" w:cstheme="minorBidi"/>
+              <w:noProof/>
+              <w:kern w:val="2"/>
+              <w:sz w:val="24"/>
+              <w:szCs w:val="24"/>
+              <w14:ligatures w14:val="standardContextual"/>
+            </w:rPr>
+          </w:pPr>
+          <w:hyperlink w:anchor="_Toc243086705" w:history="1">
+            <w:r>
+              <w:rPr>
+                <w:rStyle w:val="a7"/>
+                <w:noProof/>
+              </w:rPr>
+              <w:t>4.3 Поиск идентификаторов</w:t>
+            </w:r>
+            <w:r>
+              <w:rPr>
+                <w:noProof/>
+              </w:rPr>
+              <w:tab/>
+            </w:r>
+            <w:r>
+              <w:rPr>
+                <w:noProof/>
+              </w:rPr>
+              <w:fldChar w:fldCharType="begin"/>
+            </w:r>
+            <w:r>
+              <w:rPr>
+                <w:noProof/>
+              </w:rPr>
+              <w:instrText xml:space="preserve"> PAGEREF _Toc243086705 \h </w:instrText>
+            </w:r>
+            <w:r>
+              <w:rPr>
+                <w:noProof/>
+              </w:rPr>
+            </w:r>
+            <w:r>
+              <w:rPr>
+                <w:noProof/>
+              </w:rPr>
+              <w:fldChar w:fldCharType="separate"/>
+            </w:r>
+            <w:r>
+              <w:rPr>
+                <w:noProof/>
+              </w:rPr>
+              <w:t>7</w:t>
             </w:r>
             <w:r>
               <w:rPr>
@@ -974,17 +1587,19 @@
             <w:rPr>
               <w:rFonts w:asciiTheme="minorHAnsi" w:eastAsiaTheme="minorEastAsia" w:hAnsiTheme="minorHAnsi" w:cstheme="minorBidi"/>
               <w:noProof/>
-              <w:sz w:val="22"/>
-              <w:szCs w:val="22"/>
+              <w:kern w:val="2"/>
+              <w:sz w:val="24"/>
+              <w:szCs w:val="24"/>
+              <w14:ligatures w14:val="standardContextual"/>
             </w:rPr>
           </w:pPr>
-          <w:hyperlink w:anchor="_Toc241772587" w:history="1">
-            <w:r>
-              <w:rPr>
-                <w:rStyle w:val="a5"/>
-                <w:noProof/>
-              </w:rPr>
-              <w:t>3 Получение разложения</w:t>
+          <w:hyperlink w:anchor="_Toc243086706" w:history="1">
+            <w:r>
+              <w:rPr>
+                <w:rStyle w:val="a7"/>
+                <w:noProof/>
+              </w:rPr>
+              <w:t>5 РЕАЛИЗАЦИЯ И ОБРАБОТКА ОШИБОК</w:t>
             </w:r>
             <w:r>
               <w:rPr>
@@ -1002,7 +1617,7 @@
               <w:rPr>
                 <w:noProof/>
               </w:rPr>
-              <w:instrText xml:space="preserve"> PAGEREF _Toc241772587 \h </w:instrText>
+              <w:instrText xml:space="preserve"> PAGEREF _Toc243086706 \h </w:instrText>
             </w:r>
             <w:r>
               <w:rPr>
@@ -1019,7 +1634,7 @@
               <w:rPr>
                 <w:noProof/>
               </w:rPr>
-              <w:t>7</w:t>
+              <w:t>9</w:t>
             </w:r>
             <w:r>
               <w:rPr>
@@ -1038,17 +1653,19 @@
             <w:rPr>
               <w:rFonts w:asciiTheme="minorHAnsi" w:eastAsiaTheme="minorEastAsia" w:hAnsiTheme="minorHAnsi" w:cstheme="minorBidi"/>
               <w:noProof/>
-              <w:sz w:val="22"/>
-              <w:szCs w:val="22"/>
+              <w:kern w:val="2"/>
+              <w:sz w:val="24"/>
+              <w:szCs w:val="24"/>
+              <w14:ligatures w14:val="standardContextual"/>
             </w:rPr>
           </w:pPr>
-          <w:hyperlink w:anchor="_Toc241772588" w:history="1">
-            <w:r>
-              <w:rPr>
-                <w:rStyle w:val="a5"/>
-                <w:noProof/>
-              </w:rPr>
-              <w:t>3.1 Преобразование исходной функции</w:t>
+          <w:hyperlink w:anchor="_Toc243086707" w:history="1">
+            <w:r>
+              <w:rPr>
+                <w:rStyle w:val="a7"/>
+                <w:noProof/>
+              </w:rPr>
+              <w:t>5.1 Формирование данных</w:t>
             </w:r>
             <w:r>
               <w:rPr>
@@ -1066,7 +1683,7 @@
               <w:rPr>
                 <w:noProof/>
               </w:rPr>
-              <w:instrText xml:space="preserve"> PAGEREF _Toc241772588 \h </w:instrText>
+              <w:instrText xml:space="preserve"> PAGEREF _Toc243086707 \h </w:instrText>
             </w:r>
             <w:r>
               <w:rPr>
@@ -1083,7 +1700,7 @@
               <w:rPr>
                 <w:noProof/>
               </w:rPr>
-              <w:t>7</w:t>
+              <w:t>9</w:t>
             </w:r>
             <w:r>
               <w:rPr>
@@ -1102,17 +1719,19 @@
             <w:rPr>
               <w:rFonts w:asciiTheme="minorHAnsi" w:eastAsiaTheme="minorEastAsia" w:hAnsiTheme="minorHAnsi" w:cstheme="minorBidi"/>
               <w:noProof/>
-              <w:sz w:val="22"/>
-              <w:szCs w:val="22"/>
+              <w:kern w:val="2"/>
+              <w:sz w:val="24"/>
+              <w:szCs w:val="24"/>
+              <w14:ligatures w14:val="standardContextual"/>
             </w:rPr>
           </w:pPr>
-          <w:hyperlink w:anchor="_Toc241772589" w:history="1">
-            <w:r>
-              <w:rPr>
-                <w:rStyle w:val="a5"/>
-                <w:noProof/>
-              </w:rPr>
-              <w:t>3.2 Вывод общего члена ряда</w:t>
+          <w:hyperlink w:anchor="_Toc243086708" w:history="1">
+            <w:r>
+              <w:rPr>
+                <w:rStyle w:val="a7"/>
+                <w:noProof/>
+              </w:rPr>
+              <w:t>5.2 Проверки ввода</w:t>
             </w:r>
             <w:r>
               <w:rPr>
@@ -1130,7 +1749,7 @@
               <w:rPr>
                 <w:noProof/>
               </w:rPr>
-              <w:instrText xml:space="preserve"> PAGEREF _Toc241772589 \h </w:instrText>
+              <w:instrText xml:space="preserve"> PAGEREF _Toc243086708 \h </w:instrText>
             </w:r>
             <w:r>
               <w:rPr>
@@ -1147,7 +1766,7 @@
               <w:rPr>
                 <w:noProof/>
               </w:rPr>
-              <w:t>7</w:t>
+              <w:t>9</w:t>
             </w:r>
             <w:r>
               <w:rPr>
@@ -1166,17 +1785,19 @@
             <w:rPr>
               <w:rFonts w:asciiTheme="minorHAnsi" w:eastAsiaTheme="minorEastAsia" w:hAnsiTheme="minorHAnsi" w:cstheme="minorBidi"/>
               <w:noProof/>
-              <w:sz w:val="22"/>
-              <w:szCs w:val="22"/>
+              <w:kern w:val="2"/>
+              <w:sz w:val="24"/>
+              <w:szCs w:val="24"/>
+              <w14:ligatures w14:val="standardContextual"/>
             </w:rPr>
           </w:pPr>
-          <w:hyperlink w:anchor="_Toc241772590" w:history="1">
-            <w:r>
-              <w:rPr>
-                <w:rStyle w:val="a5"/>
-                <w:noProof/>
-              </w:rPr>
-              <w:t>3.3 Рекуррентная формула</w:t>
+          <w:hyperlink w:anchor="_Toc243086709" w:history="1">
+            <w:r>
+              <w:rPr>
+                <w:rStyle w:val="a7"/>
+                <w:noProof/>
+              </w:rPr>
+              <w:t>5.3 Ограничения</w:t>
             </w:r>
             <w:r>
               <w:rPr>
@@ -1194,7 +1815,7 @@
               <w:rPr>
                 <w:noProof/>
               </w:rPr>
-              <w:instrText xml:space="preserve"> PAGEREF _Toc241772590 \h </w:instrText>
+              <w:instrText xml:space="preserve"> PAGEREF _Toc243086709 \h </w:instrText>
             </w:r>
             <w:r>
               <w:rPr>
@@ -1211,7 +1832,7 @@
               <w:rPr>
                 <w:noProof/>
               </w:rPr>
-              <w:t>7</w:t>
+              <w:t>9</w:t>
             </w:r>
             <w:r>
               <w:rPr>
@@ -1230,17 +1851,19 @@
             <w:rPr>
               <w:rFonts w:asciiTheme="minorHAnsi" w:eastAsiaTheme="minorEastAsia" w:hAnsiTheme="minorHAnsi" w:cstheme="minorBidi"/>
               <w:noProof/>
-              <w:sz w:val="22"/>
-              <w:szCs w:val="22"/>
+              <w:kern w:val="2"/>
+              <w:sz w:val="24"/>
+              <w:szCs w:val="24"/>
+              <w14:ligatures w14:val="standardContextual"/>
             </w:rPr>
           </w:pPr>
-          <w:hyperlink w:anchor="_Toc241772591" w:history="1">
-            <w:r>
-              <w:rPr>
-                <w:rStyle w:val="a5"/>
-                <w:noProof/>
-              </w:rPr>
-              <w:t>4 Алгоритм решения задачи</w:t>
+          <w:hyperlink w:anchor="_Toc243086710" w:history="1">
+            <w:r>
+              <w:rPr>
+                <w:rStyle w:val="a7"/>
+                <w:noProof/>
+              </w:rPr>
+              <w:t>6 СТРУКТУРНОЕ ТЕСТИРОВАНИЕ МЕТОДОМ «БЕЛОГО ЯЩИКА»</w:t>
             </w:r>
             <w:r>
               <w:rPr>
@@ -1258,7 +1881,7 @@
               <w:rPr>
                 <w:noProof/>
               </w:rPr>
-              <w:instrText xml:space="preserve"> PAGEREF _Toc241772591 \h </w:instrText>
+              <w:instrText xml:space="preserve"> PAGEREF _Toc243086710 \h </w:instrText>
             </w:r>
             <w:r>
               <w:rPr>
@@ -1275,7 +1898,7 @@
               <w:rPr>
                 <w:noProof/>
               </w:rPr>
-              <w:t>8</w:t>
+              <w:t>10</w:t>
             </w:r>
             <w:r>
               <w:rPr>
@@ -1294,17 +1917,19 @@
             <w:rPr>
               <w:rFonts w:asciiTheme="minorHAnsi" w:eastAsiaTheme="minorEastAsia" w:hAnsiTheme="minorHAnsi" w:cstheme="minorBidi"/>
               <w:noProof/>
-              <w:sz w:val="22"/>
-              <w:szCs w:val="22"/>
+              <w:kern w:val="2"/>
+              <w:sz w:val="24"/>
+              <w:szCs w:val="24"/>
+              <w14:ligatures w14:val="standardContextual"/>
             </w:rPr>
           </w:pPr>
-          <w:hyperlink w:anchor="_Toc241772592" w:history="1">
-            <w:r>
-              <w:rPr>
-                <w:rStyle w:val="a5"/>
-                <w:noProof/>
-              </w:rPr>
-              <w:t>4.1 Формирование значений аргумента</w:t>
+          <w:hyperlink w:anchor="_Toc243086711" w:history="1">
+            <w:r>
+              <w:rPr>
+                <w:rStyle w:val="a7"/>
+                <w:noProof/>
+              </w:rPr>
+              <w:t>6.1 Назначение метода</w:t>
             </w:r>
             <w:r>
               <w:rPr>
@@ -1322,7 +1947,7 @@
               <w:rPr>
                 <w:noProof/>
               </w:rPr>
-              <w:instrText xml:space="preserve"> PAGEREF _Toc241772592 \h </w:instrText>
+              <w:instrText xml:space="preserve"> PAGEREF _Toc243086711 \h </w:instrText>
             </w:r>
             <w:r>
               <w:rPr>
@@ -1339,7 +1964,7 @@
               <w:rPr>
                 <w:noProof/>
               </w:rPr>
-              <w:t>8</w:t>
+              <w:t>10</w:t>
             </w:r>
             <w:r>
               <w:rPr>
@@ -1358,17 +1983,19 @@
             <w:rPr>
               <w:rFonts w:asciiTheme="minorHAnsi" w:eastAsiaTheme="minorEastAsia" w:hAnsiTheme="minorHAnsi" w:cstheme="minorBidi"/>
               <w:noProof/>
-              <w:sz w:val="22"/>
-              <w:szCs w:val="22"/>
+              <w:kern w:val="2"/>
+              <w:sz w:val="24"/>
+              <w:szCs w:val="24"/>
+              <w14:ligatures w14:val="standardContextual"/>
             </w:rPr>
           </w:pPr>
-          <w:hyperlink w:anchor="_Toc241772593" w:history="1">
-            <w:r>
-              <w:rPr>
-                <w:rStyle w:val="a5"/>
-                <w:noProof/>
-              </w:rPr>
-              <w:t>4.2 Вычисление SN при заданном числе членов</w:t>
+          <w:hyperlink w:anchor="_Toc243086712" w:history="1">
+            <w:r>
+              <w:rPr>
+                <w:rStyle w:val="a7"/>
+                <w:noProof/>
+              </w:rPr>
+              <w:t>6.2 Критерии покрытия</w:t>
             </w:r>
             <w:r>
               <w:rPr>
@@ -1386,7 +2013,7 @@
               <w:rPr>
                 <w:noProof/>
               </w:rPr>
-              <w:instrText xml:space="preserve"> PAGEREF _Toc241772593 \h </w:instrText>
+              <w:instrText xml:space="preserve"> PAGEREF _Toc243086712 \h </w:instrText>
             </w:r>
             <w:r>
               <w:rPr>
@@ -1403,7 +2030,7 @@
               <w:rPr>
                 <w:noProof/>
               </w:rPr>
-              <w:t>8</w:t>
+              <w:t>10</w:t>
             </w:r>
             <w:r>
               <w:rPr>
@@ -1422,17 +2049,19 @@
             <w:rPr>
               <w:rFonts w:asciiTheme="minorHAnsi" w:eastAsiaTheme="minorEastAsia" w:hAnsiTheme="minorHAnsi" w:cstheme="minorBidi"/>
               <w:noProof/>
-              <w:sz w:val="22"/>
-              <w:szCs w:val="22"/>
+              <w:kern w:val="2"/>
+              <w:sz w:val="24"/>
+              <w:szCs w:val="24"/>
+              <w14:ligatures w14:val="standardContextual"/>
             </w:rPr>
           </w:pPr>
-          <w:hyperlink w:anchor="_Toc241772594" w:history="1">
-            <w:r>
-              <w:rPr>
-                <w:rStyle w:val="a5"/>
-                <w:noProof/>
-              </w:rPr>
-              <w:t>4.3 Вычисление SE при заданной точности</w:t>
+          <w:hyperlink w:anchor="_Toc243086713" w:history="1">
+            <w:r>
+              <w:rPr>
+                <w:rStyle w:val="a7"/>
+                <w:noProof/>
+              </w:rPr>
+              <w:t>6.3 Объекты проверки</w:t>
             </w:r>
             <w:r>
               <w:rPr>
@@ -1450,7 +2079,7 @@
               <w:rPr>
                 <w:noProof/>
               </w:rPr>
-              <w:instrText xml:space="preserve"> PAGEREF _Toc241772594 \h </w:instrText>
+              <w:instrText xml:space="preserve"> PAGEREF _Toc243086713 \h </w:instrText>
             </w:r>
             <w:r>
               <w:rPr>
@@ -1467,7 +2096,7 @@
               <w:rPr>
                 <w:noProof/>
               </w:rPr>
-              <w:t>8</w:t>
+              <w:t>10</w:t>
             </w:r>
             <w:r>
               <w:rPr>
@@ -1486,17 +2115,19 @@
             <w:rPr>
               <w:rFonts w:asciiTheme="minorHAnsi" w:eastAsiaTheme="minorEastAsia" w:hAnsiTheme="minorHAnsi" w:cstheme="minorBidi"/>
               <w:noProof/>
-              <w:sz w:val="22"/>
-              <w:szCs w:val="22"/>
+              <w:kern w:val="2"/>
+              <w:sz w:val="24"/>
+              <w:szCs w:val="24"/>
+              <w14:ligatures w14:val="standardContextual"/>
             </w:rPr>
           </w:pPr>
-          <w:hyperlink w:anchor="_Toc241772595" w:history="1">
-            <w:r>
-              <w:rPr>
-                <w:rStyle w:val="a5"/>
-                <w:noProof/>
-              </w:rPr>
-              <w:t>4.4 Вычисление точного значения и погрешностей</w:t>
+          <w:hyperlink w:anchor="_Toc243086714" w:history="1">
+            <w:r>
+              <w:rPr>
+                <w:rStyle w:val="a7"/>
+                <w:noProof/>
+              </w:rPr>
+              <w:t>6.4 Пример структурных тестов</w:t>
             </w:r>
             <w:r>
               <w:rPr>
@@ -1514,7 +2145,7 @@
               <w:rPr>
                 <w:noProof/>
               </w:rPr>
-              <w:instrText xml:space="preserve"> PAGEREF _Toc241772595 \h </w:instrText>
+              <w:instrText xml:space="preserve"> PAGEREF _Toc243086714 \h </w:instrText>
             </w:r>
             <w:r>
               <w:rPr>
@@ -1531,7 +2162,7 @@
               <w:rPr>
                 <w:noProof/>
               </w:rPr>
-              <w:t>8</w:t>
+              <w:t>10</w:t>
             </w:r>
             <w:r>
               <w:rPr>
@@ -1550,25 +2181,19 @@
             <w:rPr>
               <w:rFonts w:asciiTheme="minorHAnsi" w:eastAsiaTheme="minorEastAsia" w:hAnsiTheme="minorHAnsi" w:cstheme="minorBidi"/>
               <w:noProof/>
-              <w:sz w:val="22"/>
-              <w:szCs w:val="22"/>
+              <w:kern w:val="2"/>
+              <w:sz w:val="24"/>
+              <w:szCs w:val="24"/>
+              <w14:ligatures w14:val="standardContextual"/>
             </w:rPr>
           </w:pPr>
-          <w:hyperlink w:anchor="_Toc241772596" w:history="1">
-            <w:r>
-              <w:rPr>
-                <w:rStyle w:val="a5"/>
-                <w:noProof/>
-                <w:lang w:val="en-US"/>
-              </w:rPr>
-              <w:t>5</w:t>
-            </w:r>
-            <w:r>
-              <w:rPr>
-                <w:rStyle w:val="a5"/>
-                <w:noProof/>
-              </w:rPr>
-              <w:t xml:space="preserve"> Результаты работы</w:t>
+          <w:hyperlink w:anchor="_Toc243086715" w:history="1">
+            <w:r>
+              <w:rPr>
+                <w:rStyle w:val="a7"/>
+                <w:noProof/>
+              </w:rPr>
+              <w:t>7 АНАЛИЗ РЕЗУЛЬТАТОВ</w:t>
             </w:r>
             <w:r>
               <w:rPr>
@@ -1586,7 +2211,7 @@
               <w:rPr>
                 <w:noProof/>
               </w:rPr>
-              <w:instrText xml:space="preserve"> PAGEREF _Toc241772596 \h </w:instrText>
+              <w:instrText xml:space="preserve"> PAGEREF _Toc243086715 \h </w:instrText>
             </w:r>
             <w:r>
               <w:rPr>
@@ -1603,223 +2228,7 @@
               <w:rPr>
                 <w:noProof/>
               </w:rPr>
-              <w:t>10</w:t>
-            </w:r>
-            <w:r>
-              <w:rPr>
-                <w:noProof/>
-              </w:rPr>
-              <w:fldChar w:fldCharType="end"/>
-            </w:r>
-          </w:hyperlink>
-        </w:p>
-        <w:p>
-          <w:pPr>
-            <w:pStyle w:val="20"/>
-            <w:tabs>
-              <w:tab w:val="right" w:leader="dot" w:pos="9345"/>
-            </w:tabs>
-            <w:rPr>
-              <w:rFonts w:asciiTheme="minorHAnsi" w:eastAsiaTheme="minorEastAsia" w:hAnsiTheme="minorHAnsi" w:cstheme="minorBidi"/>
-              <w:noProof/>
-              <w:sz w:val="22"/>
-              <w:szCs w:val="22"/>
-            </w:rPr>
-          </w:pPr>
-          <w:hyperlink w:anchor="_Toc241772597" w:history="1">
-            <w:r>
-              <w:rPr>
-                <w:rStyle w:val="a5"/>
-                <w:noProof/>
-                <w:lang w:val="en-US"/>
-              </w:rPr>
-              <w:t>5</w:t>
-            </w:r>
-            <w:r>
-              <w:rPr>
-                <w:rStyle w:val="a5"/>
-                <w:noProof/>
-              </w:rPr>
-              <w:t>.1 Таблица результатов</w:t>
-            </w:r>
-            <w:r>
-              <w:rPr>
-                <w:noProof/>
-              </w:rPr>
-              <w:tab/>
-            </w:r>
-            <w:r>
-              <w:rPr>
-                <w:noProof/>
-              </w:rPr>
-              <w:fldChar w:fldCharType="begin"/>
-            </w:r>
-            <w:r>
-              <w:rPr>
-                <w:noProof/>
-              </w:rPr>
-              <w:instrText xml:space="preserve"> PAGEREF _Toc241772597 \h </w:instrText>
-            </w:r>
-            <w:r>
-              <w:rPr>
-                <w:noProof/>
-              </w:rPr>
-            </w:r>
-            <w:r>
-              <w:rPr>
-                <w:noProof/>
-              </w:rPr>
-              <w:fldChar w:fldCharType="separate"/>
-            </w:r>
-            <w:r>
-              <w:rPr>
-                <w:noProof/>
-              </w:rPr>
-              <w:t>10</w:t>
-            </w:r>
-            <w:r>
-              <w:rPr>
-                <w:noProof/>
-              </w:rPr>
-              <w:fldChar w:fldCharType="end"/>
-            </w:r>
-          </w:hyperlink>
-        </w:p>
-        <w:p>
-          <w:pPr>
-            <w:pStyle w:val="20"/>
-            <w:tabs>
-              <w:tab w:val="right" w:leader="dot" w:pos="9345"/>
-            </w:tabs>
-            <w:rPr>
-              <w:rFonts w:asciiTheme="minorHAnsi" w:eastAsiaTheme="minorEastAsia" w:hAnsiTheme="minorHAnsi" w:cstheme="minorBidi"/>
-              <w:noProof/>
-              <w:sz w:val="22"/>
-              <w:szCs w:val="22"/>
-            </w:rPr>
-          </w:pPr>
-          <w:hyperlink w:anchor="_Toc241772598" w:history="1">
-            <w:r>
-              <w:rPr>
-                <w:rStyle w:val="a5"/>
-                <w:noProof/>
-                <w:lang w:val="en-US"/>
-              </w:rPr>
-              <w:t>5</w:t>
-            </w:r>
-            <w:r>
-              <w:rPr>
-                <w:rStyle w:val="a5"/>
-                <w:noProof/>
-              </w:rPr>
-              <w:t>.2 Анализ погрешностей</w:t>
-            </w:r>
-            <w:r>
-              <w:rPr>
-                <w:noProof/>
-              </w:rPr>
-              <w:tab/>
-            </w:r>
-            <w:r>
-              <w:rPr>
-                <w:noProof/>
-              </w:rPr>
-              <w:fldChar w:fldCharType="begin"/>
-            </w:r>
-            <w:r>
-              <w:rPr>
-                <w:noProof/>
-              </w:rPr>
-              <w:instrText xml:space="preserve"> PAGEREF _Toc241772598 \h </w:instrText>
-            </w:r>
-            <w:r>
-              <w:rPr>
-                <w:noProof/>
-              </w:rPr>
-            </w:r>
-            <w:r>
-              <w:rPr>
-                <w:noProof/>
-              </w:rPr>
-              <w:fldChar w:fldCharType="separate"/>
-            </w:r>
-            <w:r>
-              <w:rPr>
-                <w:noProof/>
-              </w:rPr>
-              <w:t>10</w:t>
-            </w:r>
-            <w:r>
-              <w:rPr>
-                <w:noProof/>
-              </w:rPr>
-              <w:fldChar w:fldCharType="end"/>
-            </w:r>
-          </w:hyperlink>
-        </w:p>
-        <w:p>
-          <w:pPr>
-            <w:pStyle w:val="20"/>
-            <w:tabs>
-              <w:tab w:val="right" w:leader="dot" w:pos="9345"/>
-            </w:tabs>
-            <w:rPr>
-              <w:rFonts w:asciiTheme="minorHAnsi" w:eastAsiaTheme="minorEastAsia" w:hAnsiTheme="minorHAnsi" w:cstheme="minorBidi"/>
-              <w:noProof/>
-              <w:sz w:val="22"/>
-              <w:szCs w:val="22"/>
-            </w:rPr>
-          </w:pPr>
-          <w:hyperlink w:anchor="_Toc241772599" w:history="1">
-            <w:r>
-              <w:rPr>
-                <w:rStyle w:val="a5"/>
-                <w:noProof/>
-                <w:lang w:val="en-US"/>
-              </w:rPr>
-              <w:t>5</w:t>
-            </w:r>
-            <w:r>
-              <w:rPr>
-                <w:rStyle w:val="a5"/>
-                <w:noProof/>
-              </w:rPr>
-              <w:t>.3 Сравнение способов суммирования</w:t>
-            </w:r>
-            <w:r>
-              <w:rPr>
-                <w:noProof/>
-              </w:rPr>
-              <w:tab/>
-            </w:r>
-            <w:r>
-              <w:rPr>
-                <w:noProof/>
-              </w:rPr>
-              <w:fldChar w:fldCharType="begin"/>
-            </w:r>
-            <w:r>
-              <w:rPr>
-                <w:noProof/>
-              </w:rPr>
-              <w:instrText xml:space="preserve"> PAGEREF _Toc241772599 \h </w:instrText>
-            </w:r>
-            <w:r>
-              <w:rPr>
-                <w:noProof/>
-              </w:rPr>
-            </w:r>
-            <w:r>
-              <w:rPr>
-                <w:noProof/>
-              </w:rPr>
-              <w:fldChar w:fldCharType="separate"/>
-            </w:r>
-            <w:r>
-              <w:rPr>
-                <w:noProof/>
-              </w:rPr>
-              <w:t>10</w:t>
+              <w:t>12</w:t>
             </w:r>
             <w:r>
               <w:rPr>
@@ -1838,17 +2247,19 @@
             <w:rPr>
               <w:rFonts w:asciiTheme="minorHAnsi" w:eastAsiaTheme="minorEastAsia" w:hAnsiTheme="minorHAnsi" w:cstheme="minorBidi"/>
               <w:noProof/>
-              <w:sz w:val="22"/>
-              <w:szCs w:val="22"/>
+              <w:kern w:val="2"/>
+              <w:sz w:val="24"/>
+              <w:szCs w:val="24"/>
+              <w14:ligatures w14:val="standardContextual"/>
             </w:rPr>
           </w:pPr>
-          <w:hyperlink w:anchor="_Toc241772600" w:history="1">
-            <w:r>
-              <w:rPr>
-                <w:rStyle w:val="a5"/>
-                <w:noProof/>
-              </w:rPr>
-              <w:t>Заключение</w:t>
+          <w:hyperlink w:anchor="_Toc243086716" w:history="1">
+            <w:r>
+              <w:rPr>
+                <w:rStyle w:val="a7"/>
+                <w:noProof/>
+              </w:rPr>
+              <w:t>ЗАКЛЮЧЕНИЕ</w:t>
             </w:r>
             <w:r>
               <w:rPr>
@@ -1866,7 +2277,7 @@
               <w:rPr>
                 <w:noProof/>
               </w:rPr>
-              <w:instrText xml:space="preserve"> PAGEREF _Toc241772600 \h </w:instrText>
+              <w:instrText xml:space="preserve"> PAGEREF _Toc243086716 \h </w:instrText>
             </w:r>
             <w:r>
               <w:rPr>
@@ -1883,7 +2294,7 @@
               <w:rPr>
                 <w:noProof/>
               </w:rPr>
-              <w:t>12</w:t>
+              <w:t>13</w:t>
             </w:r>
             <w:r>
               <w:rPr>
@@ -1902,17 +2313,19 @@
             <w:rPr>
               <w:rFonts w:asciiTheme="minorHAnsi" w:eastAsiaTheme="minorEastAsia" w:hAnsiTheme="minorHAnsi" w:cstheme="minorBidi"/>
               <w:noProof/>
-              <w:sz w:val="22"/>
-              <w:szCs w:val="22"/>
+              <w:kern w:val="2"/>
+              <w:sz w:val="24"/>
+              <w:szCs w:val="24"/>
+              <w14:ligatures w14:val="standardContextual"/>
             </w:rPr>
           </w:pPr>
-          <w:hyperlink w:anchor="_Toc241772601" w:history="1">
-            <w:r>
-              <w:rPr>
-                <w:rStyle w:val="a5"/>
-                <w:noProof/>
-              </w:rPr>
-              <w:t>Список использованных источников</w:t>
+          <w:hyperlink w:anchor="_Toc243086717" w:history="1">
+            <w:r>
+              <w:rPr>
+                <w:rStyle w:val="a7"/>
+                <w:noProof/>
+              </w:rPr>
+              <w:t>СПИСОК ИСТОЧНИКОВ</w:t>
             </w:r>
             <w:r>
               <w:rPr>
@@ -1930,7 +2343,7 @@
               <w:rPr>
                 <w:noProof/>
               </w:rPr>
-              <w:instrText xml:space="preserve"> PAGEREF _Toc241772601 \h </w:instrText>
+              <w:instrText xml:space="preserve"> PAGEREF _Toc243086717 \h </w:instrText>
             </w:r>
             <w:r>
               <w:rPr>
@@ -1947,7 +2360,7 @@
               <w:rPr>
                 <w:noProof/>
               </w:rPr>
-              <w:t>13</w:t>
+              <w:t>14</w:t>
             </w:r>
             <w:r>
               <w:rPr>
@@ -1976,11 +2389,2592 @@
     </w:sdt>
     <w:p>
       <w:pPr>
+        <w:pStyle w:val="1"/>
+      </w:pPr>
+      <w:r>
+        <w:br w:type="page"/>
+      </w:r>
+      <w:bookmarkStart w:id="1" w:name="_Toc243086688"/>
+      <w:r>
+        <w:lastRenderedPageBreak/>
+        <w:t>ВВЕДЕНИЕ</w:t>
+      </w:r>
+      <w:bookmarkEnd w:id="1"/>
+    </w:p>
+    <w:p>
+      <w:pPr>
         <w:ind w:firstLine="709"/>
       </w:pPr>
       <w:r>
+        <w:t>Массивы и строки являются базовыми средствами представления и обработки данных. Двумерные массивы позволяют хранить табличные значения, рваные массивы — строки разной длины, а строковые методы и регулярные выражения — выделять и анализировать текстовые фрагменты.</w:t>
+      </w:r>
+    </w:p>
+    <w:p>
+      <w:pPr>
+        <w:ind w:firstLine="709"/>
+      </w:pPr>
+      <w:r>
+        <w:t>Цель работы — получить практические навыки работы с многомерными и рваными массивами, классами Array и String, функциями, передачей параметров и диалоговыми консольными приложениями.</w:t>
+      </w:r>
+    </w:p>
+    <w:p>
+      <w:pPr>
+        <w:ind w:firstLine="709"/>
+      </w:pPr>
+      <w:r>
+        <w:t>Для достижения цели необходимо решить следующие задачи:</w:t>
+      </w:r>
+    </w:p>
+    <w:p>
+      <w:pPr>
+        <w:pStyle w:val="a0"/>
+        <w:rPr>
+          <w:lang w:val="ru-RU"/>
+        </w:rPr>
+      </w:pPr>
+      <w:r>
+        <w:rPr>
+          <w:lang w:val="ru-RU"/>
+        </w:rPr>
+        <w:t>изучить способы объявления, заполнения и обработки массивов;</w:t>
+      </w:r>
+    </w:p>
+    <w:p>
+      <w:pPr>
+        <w:pStyle w:val="a0"/>
+        <w:rPr>
+          <w:lang w:val="ru-RU"/>
+        </w:rPr>
+      </w:pPr>
+      <w:r>
+        <w:rPr>
+          <w:lang w:val="ru-RU"/>
+        </w:rPr>
+        <w:t>реализовать текстовое меню и разделить операции на функции;</w:t>
+      </w:r>
+    </w:p>
+    <w:p>
+      <w:pPr>
+        <w:pStyle w:val="a0"/>
+        <w:rPr>
+          <w:lang w:val="ru-RU"/>
+        </w:rPr>
+      </w:pPr>
+      <w:r>
+        <w:rPr>
+          <w:lang w:val="ru-RU"/>
+        </w:rPr>
+        <w:t>предусмотреть ручное и случайное заполнение массивов;</w:t>
+      </w:r>
+    </w:p>
+    <w:p>
+      <w:pPr>
+        <w:pStyle w:val="a0"/>
+        <w:rPr>
+          <w:lang w:val="ru-RU"/>
+        </w:rPr>
+      </w:pPr>
+      <w:r>
+        <w:rPr>
+          <w:lang w:val="ru-RU"/>
+        </w:rPr>
+        <w:t>реализовать строковую обработку согласно варианту 20;</w:t>
+      </w:r>
+    </w:p>
+    <w:p>
+      <w:pPr>
+        <w:pStyle w:val="a0"/>
+      </w:pPr>
+      <w:r>
+        <w:t>обеспечить обработку ошибочного ввода;</w:t>
+      </w:r>
+    </w:p>
+    <w:p>
+      <w:pPr>
+        <w:pStyle w:val="a0"/>
+        <w:rPr>
+          <w:lang w:val="ru-RU"/>
+        </w:rPr>
+      </w:pPr>
+      <w:r>
+        <w:rPr>
+          <w:lang w:val="ru-RU"/>
+        </w:rPr>
+        <w:t>сформировать тесты для проверки ветвей, циклов и исключительных путей.</w:t>
+      </w:r>
+    </w:p>
+    <w:p>
+      <w:pPr>
+        <w:rPr>
+          <w:b/>
+          <w:bCs/>
+        </w:rPr>
+      </w:pPr>
+      <w:r>
         <w:br w:type="page"/>
       </w:r>
+    </w:p>
+    <w:p>
+      <w:pPr>
+        <w:pStyle w:val="1"/>
+      </w:pPr>
+      <w:bookmarkStart w:id="2" w:name="_Toc243086689"/>
+      <w:r>
+        <w:lastRenderedPageBreak/>
+        <w:t>1 ПОСТАНОВКА ЗАДАЧИ</w:t>
+      </w:r>
+      <w:bookmarkEnd w:id="2"/>
+    </w:p>
+    <w:p>
+      <w:pPr>
+        <w:pStyle w:val="2"/>
+      </w:pPr>
+      <w:bookmarkStart w:id="3" w:name="_Toc243086690"/>
+      <w:r>
+        <w:t>1.1 Общая постановка задачи</w:t>
+      </w:r>
+      <w:bookmarkEnd w:id="3"/>
+    </w:p>
+    <w:p>
+      <w:pPr>
+        <w:ind w:firstLine="709"/>
+        <w:rPr>
+          <w:b/>
+          <w:bCs/>
+        </w:rPr>
+      </w:pPr>
+      <w:r>
+        <w:t>Требуется разработать консольное приложение на C#, предоставляющее пользователю меню для обработки двумерных и рваных массивов и строк. Для формирования массивов должны быть доступны ручной ввод и генерация случайных значений. Некорректный ввод должен обрабатываться сообщением об ошибке, а не приводить к аварийному завершению.</w:t>
+      </w:r>
+    </w:p>
+    <w:p>
+      <w:pPr>
+        <w:ind w:firstLine="709"/>
+      </w:pPr>
+    </w:p>
+    <w:p>
+      <w:pPr>
+        <w:pStyle w:val="2"/>
+      </w:pPr>
+      <w:bookmarkStart w:id="4" w:name="_Toc243086692"/>
+      <w:r>
+        <w:t>1.</w:t>
+      </w:r>
+      <w:r>
+        <w:t>2</w:t>
+      </w:r>
+      <w:r>
+        <w:t xml:space="preserve"> Функциональные требования</w:t>
+      </w:r>
+      <w:bookmarkEnd w:id="4"/>
+    </w:p>
+    <w:p>
+      <w:pPr>
+        <w:pStyle w:val="a0"/>
+        <w:rPr>
+          <w:lang w:val="ru-RU"/>
+        </w:rPr>
+      </w:pPr>
+      <w:r>
+        <w:rPr>
+          <w:lang w:val="ru-RU"/>
+        </w:rPr>
+        <w:t>текстовое меню с выбором раздела и выходом;</w:t>
+      </w:r>
+    </w:p>
+    <w:p>
+      <w:pPr>
+        <w:pStyle w:val="a0"/>
+        <w:rPr>
+          <w:lang w:val="ru-RU"/>
+        </w:rPr>
+      </w:pPr>
+      <w:r>
+        <w:rPr>
+          <w:lang w:val="ru-RU"/>
+        </w:rPr>
+        <w:t>проверка числового ввода и допустимости размеров;</w:t>
+      </w:r>
+    </w:p>
+    <w:p>
+      <w:pPr>
+        <w:pStyle w:val="a0"/>
+        <w:rPr>
+          <w:lang w:val="ru-RU"/>
+        </w:rPr>
+      </w:pPr>
+      <w:r>
+        <w:rPr>
+          <w:lang w:val="ru-RU"/>
+        </w:rPr>
+        <w:t>ручной и случайный режимы заполнения массивов;</w:t>
+      </w:r>
+    </w:p>
+    <w:p>
+      <w:pPr>
+        <w:pStyle w:val="a0"/>
+        <w:rPr>
+          <w:lang w:val="ru-RU"/>
+        </w:rPr>
+      </w:pPr>
+      <w:r>
+        <w:rPr>
+          <w:lang w:val="ru-RU"/>
+        </w:rPr>
+        <w:t>вывод исходных и обработанных структур;</w:t>
+      </w:r>
+    </w:p>
+    <w:p>
+      <w:pPr>
+        <w:pStyle w:val="a0"/>
+        <w:rPr>
+          <w:lang w:val="ru-RU"/>
+        </w:rPr>
+      </w:pPr>
+      <w:r>
+        <w:rPr>
+          <w:lang w:val="ru-RU"/>
+        </w:rPr>
+        <w:t>обработка пустой строки и отсутствия подходящих идентификаторов;</w:t>
+      </w:r>
+    </w:p>
+    <w:p>
+      <w:pPr>
+        <w:pStyle w:val="a0"/>
+        <w:rPr>
+          <w:lang w:val="ru-RU"/>
+        </w:rPr>
+      </w:pPr>
+      <w:r>
+        <w:rPr>
+          <w:lang w:val="ru-RU"/>
+        </w:rPr>
+        <w:t>перехват ожидаемых исключений преобразования и диапазона.</w:t>
+      </w:r>
+    </w:p>
+    <w:p>
+      <w:pPr>
+        <w:rPr>
+          <w:b/>
+          <w:bCs/>
+        </w:rPr>
+      </w:pPr>
+      <w:r>
+        <w:br w:type="page"/>
+      </w:r>
+    </w:p>
+    <w:p>
+      <w:pPr>
+        <w:pStyle w:val="1"/>
+      </w:pPr>
+      <w:bookmarkStart w:id="5" w:name="_Toc243086693"/>
+      <w:r>
+        <w:lastRenderedPageBreak/>
+        <w:t>2 ТЕОРЕТИЧЕСКИЕ СВЕДЕНИЯ</w:t>
+      </w:r>
+      <w:bookmarkEnd w:id="5"/>
+    </w:p>
+    <w:p>
+      <w:pPr>
+        <w:pStyle w:val="2"/>
+      </w:pPr>
+      <w:bookmarkStart w:id="6" w:name="_Toc243086694"/>
+      <w:r>
+        <w:t>2.1 Функции и параметры</w:t>
+      </w:r>
+      <w:bookmarkEnd w:id="6"/>
+    </w:p>
+    <w:p>
+      <w:pPr>
+        <w:ind w:firstLine="709"/>
+      </w:pPr>
+      <w:r>
+        <w:t>Функция — именованный блок кода, выполняющий отдельную задачу. Метод void выполняет действия без возвращаемого значения; метод с другим типом возвращает результат через return. Параметры позволяют передавать входные данные. Модификаторы ref и out применяются для передачи параметров по ссылке; out предназначен для параметра, значение которого присваивается внутри метода.</w:t>
+      </w:r>
+    </w:p>
+    <w:p>
+      <w:pPr>
+        <w:pStyle w:val="2"/>
+      </w:pPr>
+      <w:bookmarkStart w:id="7" w:name="_Toc243086695"/>
+      <w:r>
+        <w:t>2.2 Двумерные массивы</w:t>
+      </w:r>
+      <w:bookmarkEnd w:id="7"/>
+    </w:p>
+    <w:p>
+      <w:pPr>
+        <w:ind w:firstLine="709"/>
+      </w:pPr>
+      <w:r>
+        <w:t>Двумерный массив в C# хранит элементы одного типа в прямоугольной структуре и объявляется, например, как int[,] matrix = new int[rows, columns]. Индексы начинаются с нуля, поэтому пользовательский номер строки необходимо преобразовать в индекс.</w:t>
+      </w:r>
+    </w:p>
+    <w:p>
+      <w:pPr>
+        <w:pStyle w:val="2"/>
+      </w:pPr>
+      <w:bookmarkStart w:id="8" w:name="_Toc243086696"/>
+      <w:r>
+        <w:t>2.3 Рваные массивы</w:t>
+      </w:r>
+      <w:bookmarkEnd w:id="8"/>
+    </w:p>
+    <w:p>
+      <w:pPr>
+        <w:ind w:firstLine="709"/>
+      </w:pPr>
+      <w:r>
+        <w:t>Рваный массив — массив массивов, строки которого могут иметь разную длину. Он объявляется как int[][] jagged. При добавлении строки в конец обычно создают новый внешний массив на один элемент больше, копируют ссылки на существующие строки и помещают новую строку в последнюю позицию.</w:t>
+      </w:r>
+    </w:p>
+    <w:p>
+      <w:pPr>
+        <w:pStyle w:val="2"/>
+      </w:pPr>
+      <w:bookmarkStart w:id="9" w:name="_Toc243086697"/>
+      <w:r>
+        <w:t>2.4 Строки и идентификаторы</w:t>
+      </w:r>
+      <w:bookmarkEnd w:id="9"/>
+    </w:p>
+    <w:p>
+      <w:pPr>
+        <w:ind w:firstLine="709"/>
+      </w:pPr>
+      <w:r>
+        <w:t>Тип string представляет неизменяемую последовательность символов. Для поиска идентификаторов может применяться регулярное выражение. Упрощённое правило C#: идентификатор начинается с буквы или подчёркивания, затем может содержать буквы, цифры и подчёркивания. Реальное правило языка шире, а результат конкретной программы зависит от используемого шаблона.</w:t>
+      </w:r>
+    </w:p>
+    <w:p>
+      <w:pPr>
+        <w:pStyle w:val="2"/>
+      </w:pPr>
+      <w:bookmarkStart w:id="10" w:name="_Toc243086698"/>
+      <w:r>
+        <w:t>2.5 Исключения</w:t>
+      </w:r>
+      <w:bookmarkEnd w:id="10"/>
+    </w:p>
+    <w:p>
+      <w:pPr>
+        <w:ind w:firstLine="709"/>
+      </w:pPr>
+      <w:r>
+        <w:t>Преобразование текста в целое число может вызвать FormatException при неверном формате и OverflowException при выходе за диапазон типа. Для недопустимого значения может применяться ArgumentOutOfRangeException. Перехват ожидаемых исключений позволяет вывести сообщение и продолжить работу.</w:t>
+      </w:r>
+    </w:p>
+    <w:p>
+      <w:pPr>
+        <w:rPr>
+          <w:b/>
+          <w:bCs/>
+        </w:rPr>
+      </w:pPr>
+      <w:r>
+        <w:br w:type="page"/>
+      </w:r>
+    </w:p>
+    <w:p>
+      <w:pPr>
+        <w:pStyle w:val="1"/>
+      </w:pPr>
+      <w:bookmarkStart w:id="11" w:name="_Toc243086699"/>
+      <w:r>
+        <w:lastRenderedPageBreak/>
+        <w:t>3 СТРУКТУРА ПРОГРАММЫ</w:t>
+      </w:r>
+      <w:bookmarkEnd w:id="11"/>
+    </w:p>
+    <w:p>
+      <w:pPr>
+        <w:ind w:firstLine="709"/>
+      </w:pPr>
+      <w:r>
+        <w:t>Приложение разделяет управление меню, обработку массивов и обработку строк по отдельным компонентам. Это повышает читаемость и упрощает локализацию дефектов.</w:t>
+      </w:r>
+    </w:p>
+    <w:tbl>
+      <w:tblPr>
+        <w:tblStyle w:val="af2"/>
+        <w:tblW w:w="0" w:type="auto"/>
+        <w:tblLook w:val="04A0" w:firstRow="1" w:lastRow="0" w:firstColumn="1" w:lastColumn="0" w:noHBand="0" w:noVBand="1"/>
+      </w:tblPr>
+      <w:tblGrid>
+        <w:gridCol w:w="4671"/>
+        <w:gridCol w:w="4674"/>
+      </w:tblGrid>
+      <w:tr>
+        <w:tc>
+          <w:tcPr>
+            <w:tcW w:w="4844" w:type="dxa"/>
+          </w:tcPr>
+          <w:p>
+            <w:r>
+              <w:rPr>
+                <w:rFonts w:ascii="Times New Roman" w:hAnsi="Times New Roman"/>
+                <w:b/>
+                <w:sz w:val="20"/>
+              </w:rPr>
+              <w:t>Компонент</w:t>
+            </w:r>
+          </w:p>
+        </w:tc>
+        <w:tc>
+          <w:tcPr>
+            <w:tcW w:w="4844" w:type="dxa"/>
+          </w:tcPr>
+          <w:p>
+            <w:r>
+              <w:rPr>
+                <w:rFonts w:ascii="Times New Roman" w:hAnsi="Times New Roman"/>
+                <w:b/>
+                <w:sz w:val="20"/>
+              </w:rPr>
+              <w:t>Назначение</w:t>
+            </w:r>
+          </w:p>
+        </w:tc>
+      </w:tr>
+      <w:tr>
+        <w:tc>
+          <w:tcPr>
+            <w:tcW w:w="4844" w:type="dxa"/>
+          </w:tcPr>
+          <w:p>
+            <w:r>
+              <w:rPr>
+                <w:rFonts w:ascii="Times New Roman" w:hAnsi="Times New Roman"/>
+                <w:sz w:val="20"/>
+              </w:rPr>
+              <w:t>Program</w:t>
+            </w:r>
+          </w:p>
+        </w:tc>
+        <w:tc>
+          <w:tcPr>
+            <w:tcW w:w="4844" w:type="dxa"/>
+          </w:tcPr>
+          <w:p>
+            <w:pPr>
+              <w:rPr>
+                <w:lang w:val="ru-RU"/>
+              </w:rPr>
+            </w:pPr>
+            <w:r>
+              <w:rPr>
+                <w:rFonts w:ascii="Times New Roman" w:hAnsi="Times New Roman"/>
+                <w:sz w:val="20"/>
+                <w:lang w:val="ru-RU"/>
+              </w:rPr>
+              <w:t>Точка входа и управление переходами между разделами.</w:t>
+            </w:r>
+          </w:p>
+        </w:tc>
+      </w:tr>
+      <w:tr>
+        <w:tc>
+          <w:tcPr>
+            <w:tcW w:w="4844" w:type="dxa"/>
+          </w:tcPr>
+          <w:p>
+            <w:r>
+              <w:rPr>
+                <w:rFonts w:ascii="Times New Roman" w:hAnsi="Times New Roman"/>
+                <w:sz w:val="20"/>
+              </w:rPr>
+              <w:t>Array</w:t>
+            </w:r>
+          </w:p>
+        </w:tc>
+        <w:tc>
+          <w:tcPr>
+            <w:tcW w:w="4844" w:type="dxa"/>
+          </w:tcPr>
+          <w:p>
+            <w:pPr>
+              <w:rPr>
+                <w:lang w:val="ru-RU"/>
+              </w:rPr>
+            </w:pPr>
+            <w:r>
+              <w:rPr>
+                <w:rFonts w:ascii="Times New Roman" w:hAnsi="Times New Roman"/>
+                <w:sz w:val="20"/>
+                <w:lang w:val="ru-RU"/>
+              </w:rPr>
+              <w:t>Меню массивов, заполнение, вывод и преобразование массивов.</w:t>
+            </w:r>
+          </w:p>
+        </w:tc>
+      </w:tr>
+      <w:tr>
+        <w:tc>
+          <w:tcPr>
+            <w:tcW w:w="4844" w:type="dxa"/>
+          </w:tcPr>
+          <w:p>
+            <w:r>
+              <w:rPr>
+                <w:rFonts w:ascii="Times New Roman" w:hAnsi="Times New Roman"/>
+                <w:sz w:val="20"/>
+              </w:rPr>
+              <w:t>_String</w:t>
+            </w:r>
+          </w:p>
+        </w:tc>
+        <w:tc>
+          <w:tcPr>
+            <w:tcW w:w="4844" w:type="dxa"/>
+          </w:tcPr>
+          <w:p>
+            <w:pPr>
+              <w:rPr>
+                <w:lang w:val="ru-RU"/>
+              </w:rPr>
+            </w:pPr>
+            <w:r>
+              <w:rPr>
+                <w:rFonts w:ascii="Times New Roman" w:hAnsi="Times New Roman"/>
+                <w:sz w:val="20"/>
+                <w:lang w:val="ru-RU"/>
+              </w:rPr>
+              <w:t>Обработка текста и поиск кратчайших идентификаторов.</w:t>
+            </w:r>
+          </w:p>
+        </w:tc>
+      </w:tr>
+      <w:tr>
+        <w:tc>
+          <w:tcPr>
+            <w:tcW w:w="4844" w:type="dxa"/>
+          </w:tcPr>
+          <w:p>
+            <w:r>
+              <w:rPr>
+                <w:rFonts w:ascii="Times New Roman" w:hAnsi="Times New Roman"/>
+                <w:sz w:val="20"/>
+              </w:rPr>
+              <w:t>WrongInp / вспомогательные методы</w:t>
+            </w:r>
+          </w:p>
+        </w:tc>
+        <w:tc>
+          <w:tcPr>
+            <w:tcW w:w="4844" w:type="dxa"/>
+          </w:tcPr>
+          <w:p>
+            <w:pPr>
+              <w:rPr>
+                <w:lang w:val="ru-RU"/>
+              </w:rPr>
+            </w:pPr>
+            <w:r>
+              <w:rPr>
+                <w:rFonts w:ascii="Times New Roman" w:hAnsi="Times New Roman"/>
+                <w:sz w:val="20"/>
+                <w:lang w:val="ru-RU"/>
+              </w:rPr>
+              <w:t>Проверка ввода и обработка ошибочных значений, если такие элементы предусмотрены проектом.</w:t>
+            </w:r>
+          </w:p>
+        </w:tc>
+      </w:tr>
+    </w:tbl>
+    <w:p>
+      <w:pPr>
+        <w:pStyle w:val="2"/>
+      </w:pPr>
+      <w:bookmarkStart w:id="12" w:name="_Toc243086700"/>
+      <w:r>
+        <w:t>3.1 Общий сценарий</w:t>
+      </w:r>
+      <w:bookmarkEnd w:id="12"/>
+    </w:p>
+    <w:p>
+      <w:pPr>
+        <w:pStyle w:val="a"/>
+      </w:pPr>
+      <w:r>
+        <w:t>Программа выводит главное меню.</w:t>
+      </w:r>
+    </w:p>
+    <w:p>
+      <w:pPr>
+        <w:pStyle w:val="a"/>
+        <w:rPr>
+          <w:lang w:val="ru-RU"/>
+        </w:rPr>
+      </w:pPr>
+      <w:r>
+        <w:rPr>
+          <w:lang w:val="ru-RU"/>
+        </w:rPr>
+        <w:t>Пользователь выбирает обработку массивов или строк.</w:t>
+      </w:r>
+    </w:p>
+    <w:p>
+      <w:pPr>
+        <w:pStyle w:val="a"/>
+        <w:rPr>
+          <w:lang w:val="ru-RU"/>
+        </w:rPr>
+      </w:pPr>
+      <w:r>
+        <w:rPr>
+          <w:lang w:val="ru-RU"/>
+        </w:rPr>
+        <w:t>Для массива задаются размеры и способ заполнения.</w:t>
+      </w:r>
+    </w:p>
+    <w:p>
+      <w:pPr>
+        <w:pStyle w:val="a"/>
+        <w:rPr>
+          <w:lang w:val="ru-RU"/>
+        </w:rPr>
+      </w:pPr>
+      <w:r>
+        <w:rPr>
+          <w:lang w:val="ru-RU"/>
+        </w:rPr>
+        <w:t>Программа отображает исходные данные, выполняет преобразование и выводит результат.</w:t>
+      </w:r>
+    </w:p>
+    <w:p>
+      <w:pPr>
+        <w:pStyle w:val="a"/>
+        <w:rPr>
+          <w:lang w:val="ru-RU"/>
+        </w:rPr>
+      </w:pPr>
+      <w:r>
+        <w:rPr>
+          <w:lang w:val="ru-RU"/>
+        </w:rPr>
+        <w:t>Для строкового раздела вводится текст либо выбирается тестовая строка.</w:t>
+      </w:r>
+    </w:p>
+    <w:p>
+      <w:pPr>
+        <w:pStyle w:val="a"/>
+        <w:rPr>
+          <w:lang w:val="ru-RU"/>
+        </w:rPr>
+      </w:pPr>
+      <w:r>
+        <w:rPr>
+          <w:lang w:val="ru-RU"/>
+        </w:rPr>
+        <w:t>При ошибочном вводе отображается сообщение, после чего пользователь может повторить действие или вернуться в меню.</w:t>
+      </w:r>
+    </w:p>
+    <w:p>
+      <w:pPr>
+        <w:pStyle w:val="2"/>
+      </w:pPr>
+      <w:bookmarkStart w:id="13" w:name="_Toc243086701"/>
+      <w:r>
+        <w:t>3.2 Входные и выходные данные</w:t>
+      </w:r>
+      <w:bookmarkEnd w:id="13"/>
+    </w:p>
+    <w:tbl>
+      <w:tblPr>
+        <w:tblStyle w:val="af2"/>
+        <w:tblW w:w="0" w:type="auto"/>
+        <w:tblLook w:val="04A0" w:firstRow="1" w:lastRow="0" w:firstColumn="1" w:lastColumn="0" w:noHBand="0" w:noVBand="1"/>
+      </w:tblPr>
+      <w:tblGrid>
+        <w:gridCol w:w="3105"/>
+        <w:gridCol w:w="3111"/>
+        <w:gridCol w:w="3129"/>
+      </w:tblGrid>
+      <w:tr>
+        <w:tc>
+          <w:tcPr>
+            <w:tcW w:w="3230" w:type="dxa"/>
+          </w:tcPr>
+          <w:p>
+            <w:r>
+              <w:rPr>
+                <w:rFonts w:ascii="Times New Roman" w:hAnsi="Times New Roman"/>
+                <w:b/>
+                <w:sz w:val="20"/>
+              </w:rPr>
+              <w:t>Операция</w:t>
+            </w:r>
+          </w:p>
+        </w:tc>
+        <w:tc>
+          <w:tcPr>
+            <w:tcW w:w="3230" w:type="dxa"/>
+          </w:tcPr>
+          <w:p>
+            <w:r>
+              <w:rPr>
+                <w:rFonts w:ascii="Times New Roman" w:hAnsi="Times New Roman"/>
+                <w:b/>
+                <w:sz w:val="20"/>
+              </w:rPr>
+              <w:t>Входные данные</w:t>
+            </w:r>
+          </w:p>
+        </w:tc>
+        <w:tc>
+          <w:tcPr>
+            <w:tcW w:w="3230" w:type="dxa"/>
+          </w:tcPr>
+          <w:p>
+            <w:r>
+              <w:rPr>
+                <w:rFonts w:ascii="Times New Roman" w:hAnsi="Times New Roman"/>
+                <w:b/>
+                <w:sz w:val="20"/>
+              </w:rPr>
+              <w:t>Результат</w:t>
+            </w:r>
+          </w:p>
+        </w:tc>
+      </w:tr>
+      <w:tr>
+        <w:tc>
+          <w:tcPr>
+            <w:tcW w:w="3230" w:type="dxa"/>
+          </w:tcPr>
+          <w:p>
+            <w:r>
+              <w:rPr>
+                <w:rFonts w:ascii="Times New Roman" w:hAnsi="Times New Roman"/>
+                <w:sz w:val="20"/>
+              </w:rPr>
+              <w:t>Матрица</w:t>
+            </w:r>
+          </w:p>
+        </w:tc>
+        <w:tc>
+          <w:tcPr>
+            <w:tcW w:w="3230" w:type="dxa"/>
+          </w:tcPr>
+          <w:p>
+            <w:r>
+              <w:rPr>
+                <w:rFonts w:ascii="Times New Roman" w:hAnsi="Times New Roman"/>
+                <w:sz w:val="20"/>
+              </w:rPr>
+              <w:t>Размеры и элементы</w:t>
+            </w:r>
+          </w:p>
+        </w:tc>
+        <w:tc>
+          <w:tcPr>
+            <w:tcW w:w="3230" w:type="dxa"/>
+          </w:tcPr>
+          <w:p>
+            <w:pPr>
+              <w:rPr>
+                <w:lang w:val="ru-RU"/>
+              </w:rPr>
+            </w:pPr>
+            <w:r>
+              <w:rPr>
+                <w:rFonts w:ascii="Times New Roman" w:hAnsi="Times New Roman"/>
+                <w:sz w:val="20"/>
+                <w:lang w:val="ru-RU"/>
+              </w:rPr>
+              <w:t>Матрица с нулевыми строками после чётных исходных строк</w:t>
+            </w:r>
+          </w:p>
+        </w:tc>
+      </w:tr>
+      <w:tr>
+        <w:tc>
+          <w:tcPr>
+            <w:tcW w:w="3230" w:type="dxa"/>
+          </w:tcPr>
+          <w:p>
+            <w:r>
+              <w:rPr>
+                <w:rFonts w:ascii="Times New Roman" w:hAnsi="Times New Roman"/>
+                <w:sz w:val="20"/>
+              </w:rPr>
+              <w:t>Рваный массив</w:t>
+            </w:r>
+          </w:p>
+        </w:tc>
+        <w:tc>
+          <w:tcPr>
+            <w:tcW w:w="3230" w:type="dxa"/>
+          </w:tcPr>
+          <w:p>
+            <w:r>
+              <w:rPr>
+                <w:rFonts w:ascii="Times New Roman" w:hAnsi="Times New Roman"/>
+                <w:sz w:val="20"/>
+              </w:rPr>
+              <w:t>Строки разной длины</w:t>
+            </w:r>
+          </w:p>
+        </w:tc>
+        <w:tc>
+          <w:tcPr>
+            <w:tcW w:w="3230" w:type="dxa"/>
+          </w:tcPr>
+          <w:p>
+            <w:pPr>
+              <w:rPr>
+                <w:lang w:val="ru-RU"/>
+              </w:rPr>
+            </w:pPr>
+            <w:r>
+              <w:rPr>
+                <w:rFonts w:ascii="Times New Roman" w:hAnsi="Times New Roman"/>
+                <w:sz w:val="20"/>
+                <w:lang w:val="ru-RU"/>
+              </w:rPr>
+              <w:t>Массив с добавленной последней строкой</w:t>
+            </w:r>
+          </w:p>
+        </w:tc>
+      </w:tr>
+      <w:tr>
+        <w:tc>
+          <w:tcPr>
+            <w:tcW w:w="3230" w:type="dxa"/>
+          </w:tcPr>
+          <w:p>
+            <w:r>
+              <w:rPr>
+                <w:rFonts w:ascii="Times New Roman" w:hAnsi="Times New Roman"/>
+                <w:sz w:val="20"/>
+              </w:rPr>
+              <w:t>Строка</w:t>
+            </w:r>
+          </w:p>
+        </w:tc>
+        <w:tc>
+          <w:tcPr>
+            <w:tcW w:w="3230" w:type="dxa"/>
+          </w:tcPr>
+          <w:p>
+            <w:pPr>
+              <w:rPr>
+                <w:lang w:val="ru-RU"/>
+              </w:rPr>
+            </w:pPr>
+            <w:r>
+              <w:rPr>
+                <w:rFonts w:ascii="Times New Roman" w:hAnsi="Times New Roman"/>
+                <w:sz w:val="20"/>
+                <w:lang w:val="ru-RU"/>
+              </w:rPr>
+              <w:t>Текст программы или произвольная строка</w:t>
+            </w:r>
+          </w:p>
+        </w:tc>
+        <w:tc>
+          <w:tcPr>
+            <w:tcW w:w="3230" w:type="dxa"/>
+          </w:tcPr>
+          <w:p>
+            <w:r>
+              <w:rPr>
+                <w:rFonts w:ascii="Times New Roman" w:hAnsi="Times New Roman"/>
+                <w:sz w:val="20"/>
+              </w:rPr>
+              <w:t>Уникальные идентификаторы минимальной длины</w:t>
+            </w:r>
+          </w:p>
+        </w:tc>
+      </w:tr>
+      <w:tr>
+        <w:tc>
+          <w:tcPr>
+            <w:tcW w:w="3230" w:type="dxa"/>
+          </w:tcPr>
+          <w:p>
+            <w:r>
+              <w:rPr>
+                <w:rFonts w:ascii="Times New Roman" w:hAnsi="Times New Roman"/>
+                <w:sz w:val="20"/>
+              </w:rPr>
+              <w:t>Ошибочный ввод</w:t>
+            </w:r>
+          </w:p>
+        </w:tc>
+        <w:tc>
+          <w:tcPr>
+            <w:tcW w:w="3230" w:type="dxa"/>
+          </w:tcPr>
+          <w:p>
+            <w:pPr>
+              <w:rPr>
+                <w:lang w:val="ru-RU"/>
+              </w:rPr>
+            </w:pPr>
+            <w:r>
+              <w:rPr>
+                <w:rFonts w:ascii="Times New Roman" w:hAnsi="Times New Roman"/>
+                <w:sz w:val="20"/>
+                <w:lang w:val="ru-RU"/>
+              </w:rPr>
+              <w:t>Нечисловое значение или значение вне диапазона</w:t>
+            </w:r>
+          </w:p>
+        </w:tc>
+        <w:tc>
+          <w:tcPr>
+            <w:tcW w:w="3230" w:type="dxa"/>
+          </w:tcPr>
+          <w:p>
+            <w:pPr>
+              <w:rPr>
+                <w:lang w:val="ru-RU"/>
+              </w:rPr>
+            </w:pPr>
+            <w:r>
+              <w:rPr>
+                <w:rFonts w:ascii="Times New Roman" w:hAnsi="Times New Roman"/>
+                <w:sz w:val="20"/>
+                <w:lang w:val="ru-RU"/>
+              </w:rPr>
+              <w:t>Сообщение об ошибке и контролируемое продолжение</w:t>
+            </w:r>
+          </w:p>
+        </w:tc>
+      </w:tr>
+    </w:tbl>
+    <w:p>
+      <w:pPr>
+        <w:pStyle w:val="1"/>
+      </w:pPr>
+    </w:p>
+    <w:p>
+      <w:pPr>
+        <w:rPr>
+          <w:b/>
+          <w:bCs/>
+        </w:rPr>
+      </w:pPr>
+      <w:r>
+        <w:br w:type="page"/>
+      </w:r>
+    </w:p>
+    <w:p>
+      <w:pPr>
+        <w:pStyle w:val="1"/>
+      </w:pPr>
+      <w:bookmarkStart w:id="14" w:name="_Toc243086702"/>
+      <w:r>
+        <w:lastRenderedPageBreak/>
+        <w:t>4 АЛГОРИТМЫ ВАРИАНТА 20</w:t>
+      </w:r>
+      <w:bookmarkEnd w:id="14"/>
+    </w:p>
+    <w:p>
+      <w:pPr>
+        <w:pStyle w:val="2"/>
+      </w:pPr>
+      <w:bookmarkStart w:id="15" w:name="_Toc243086703"/>
+      <w:r>
+        <w:t>4.1 Вставка нулевых строк</w:t>
+      </w:r>
+      <w:bookmarkEnd w:id="15"/>
+    </w:p>
+    <w:p>
+      <w:pPr>
+        <w:ind w:firstLine="709"/>
+      </w:pPr>
+      <w:r>
+        <w:t>Пусть исходная матрица имеет R строк и C столбцов. Число вставок равно целой части R/2, итоговое количество строк — R + floor(R/2). Сначала создаётся результирующая матрица, затем копируются исходные строки и после каждой второй исходной строки добавляется строка из C нулей.</w:t>
+      </w:r>
+    </w:p>
+    <w:p>
+      <w:pPr>
+        <w:pStyle w:val="a"/>
+        <w:rPr>
+          <w:lang w:val="ru-RU"/>
+        </w:rPr>
+      </w:pPr>
+      <w:r>
+        <w:rPr>
+          <w:lang w:val="ru-RU"/>
+        </w:rPr>
+        <w:t>Получить размеры и проверить их допустимость.</w:t>
+      </w:r>
+    </w:p>
+    <w:p>
+      <w:pPr>
+        <w:pStyle w:val="a"/>
+        <w:rPr>
+          <w:lang w:val="ru-RU"/>
+        </w:rPr>
+      </w:pPr>
+      <w:r>
+        <w:rPr>
+          <w:lang w:val="ru-RU"/>
+        </w:rPr>
+        <w:t>Заполнить исходную матрицу вручную или случайными значениями.</w:t>
+      </w:r>
+    </w:p>
+    <w:p>
+      <w:pPr>
+        <w:pStyle w:val="a"/>
+        <w:rPr>
+          <w:lang w:val="ru-RU"/>
+        </w:rPr>
+      </w:pPr>
+      <w:r>
+        <w:rPr>
+          <w:lang w:val="ru-RU"/>
+        </w:rPr>
+        <w:t xml:space="preserve">Вычислить число вставок как </w:t>
+      </w:r>
+      <w:r>
+        <w:t>floor</w:t>
+      </w:r>
+      <w:r>
+        <w:rPr>
+          <w:lang w:val="ru-RU"/>
+        </w:rPr>
+        <w:t>(</w:t>
+      </w:r>
+      <w:r>
+        <w:t>R</w:t>
+      </w:r>
+      <w:r>
+        <w:rPr>
+          <w:lang w:val="ru-RU"/>
+        </w:rPr>
+        <w:t>/2).</w:t>
+      </w:r>
+    </w:p>
+    <w:p>
+      <w:pPr>
+        <w:pStyle w:val="a"/>
+        <w:rPr>
+          <w:lang w:val="ru-RU"/>
+        </w:rPr>
+      </w:pPr>
+      <w:r>
+        <w:rPr>
+          <w:lang w:val="ru-RU"/>
+        </w:rPr>
+        <w:t xml:space="preserve"> </w:t>
+      </w:r>
+      <w:r>
+        <w:rPr>
+          <w:lang w:val="ru-RU"/>
+        </w:rPr>
+        <w:t>Создать результирующую матрицу размера (</w:t>
+      </w:r>
+      <w:r>
+        <w:t>R</w:t>
+      </w:r>
+      <w:r>
+        <w:rPr>
+          <w:lang w:val="ru-RU"/>
+        </w:rPr>
+        <w:t xml:space="preserve"> + </w:t>
+      </w:r>
+      <w:r>
+        <w:t>floor</w:t>
+      </w:r>
+      <w:r>
+        <w:rPr>
+          <w:lang w:val="ru-RU"/>
+        </w:rPr>
+        <w:t>(</w:t>
+      </w:r>
+      <w:r>
+        <w:t>R</w:t>
+      </w:r>
+      <w:r>
+        <w:rPr>
+          <w:lang w:val="ru-RU"/>
+        </w:rPr>
+        <w:t xml:space="preserve">/2)) × </w:t>
+      </w:r>
+      <w:r>
+        <w:t>C</w:t>
+      </w:r>
+      <w:r>
+        <w:rPr>
+          <w:lang w:val="ru-RU"/>
+        </w:rPr>
+        <w:t>.</w:t>
+      </w:r>
+    </w:p>
+    <w:p>
+      <w:pPr>
+        <w:pStyle w:val="a"/>
+        <w:rPr>
+          <w:lang w:val="ru-RU"/>
+        </w:rPr>
+      </w:pPr>
+      <w:r>
+        <w:rPr>
+          <w:lang w:val="ru-RU"/>
+        </w:rPr>
+        <w:t xml:space="preserve"> </w:t>
+      </w:r>
+      <w:r>
+        <w:rPr>
+          <w:lang w:val="ru-RU"/>
+        </w:rPr>
+        <w:t>Копировать строки по порядку; после исходных строк с номерами 2, 4, 6 и т. д. добавлять нулевую строку.</w:t>
+      </w:r>
+    </w:p>
+    <w:p>
+      <w:pPr>
+        <w:pStyle w:val="a"/>
+        <w:rPr>
+          <w:lang w:val="ru-RU"/>
+        </w:rPr>
+      </w:pPr>
+      <w:r>
+        <w:rPr>
+          <w:lang w:val="ru-RU"/>
+        </w:rPr>
+        <w:t>Вывести результат и проверить размеры.</w:t>
+      </w:r>
+    </w:p>
+    <w:p>
+      <w:pPr>
+        <w:pStyle w:val="2"/>
+      </w:pPr>
+      <w:bookmarkStart w:id="16" w:name="_Toc243086704"/>
+      <w:r>
+        <w:t>4.2 Добавление строки в рваный массив</w:t>
+      </w:r>
+      <w:bookmarkEnd w:id="16"/>
+    </w:p>
+    <w:p>
+      <w:pPr>
+        <w:pStyle w:val="a"/>
+      </w:pPr>
+      <w:r>
+        <w:t>Получить количество исходных строк.</w:t>
+      </w:r>
+    </w:p>
+    <w:p>
+      <w:pPr>
+        <w:pStyle w:val="a"/>
+        <w:rPr>
+          <w:lang w:val="ru-RU"/>
+        </w:rPr>
+      </w:pPr>
+      <w:r>
+        <w:rPr>
+          <w:lang w:val="ru-RU"/>
+        </w:rPr>
+        <w:t>Создать новый внешний массив на одну строку больше.</w:t>
+      </w:r>
+    </w:p>
+    <w:p>
+      <w:pPr>
+        <w:pStyle w:val="a"/>
+        <w:rPr>
+          <w:lang w:val="ru-RU"/>
+        </w:rPr>
+      </w:pPr>
+      <w:r>
+        <w:rPr>
+          <w:lang w:val="ru-RU"/>
+        </w:rPr>
+        <w:t>Скопировать в него ссылки на существующие строки.</w:t>
+      </w:r>
+    </w:p>
+    <w:p>
+      <w:pPr>
+        <w:pStyle w:val="a"/>
+        <w:rPr>
+          <w:lang w:val="ru-RU"/>
+        </w:rPr>
+      </w:pPr>
+      <w:r>
+        <w:rPr>
+          <w:lang w:val="ru-RU"/>
+        </w:rPr>
+        <w:t>Создать новую строку заданной длины и поместить её в конец.</w:t>
+      </w:r>
+    </w:p>
+    <w:p>
+      <w:pPr>
+        <w:pStyle w:val="a"/>
+        <w:rPr>
+          <w:lang w:val="ru-RU"/>
+        </w:rPr>
+      </w:pPr>
+      <w:r>
+        <w:rPr>
+          <w:lang w:val="ru-RU"/>
+        </w:rPr>
+        <w:t>Вывести массив построчно, сохраняя разную длину строк.</w:t>
+      </w:r>
+    </w:p>
+    <w:p>
+      <w:pPr>
+        <w:pStyle w:val="2"/>
+      </w:pPr>
+      <w:bookmarkStart w:id="17" w:name="_Toc243086705"/>
+      <w:r>
+        <w:t>4.3 Поиск идентификаторов</w:t>
+      </w:r>
+      <w:bookmarkEnd w:id="17"/>
+    </w:p>
+    <w:p>
+      <w:pPr>
+        <w:pStyle w:val="a"/>
+        <w:rPr>
+          <w:lang w:val="ru-RU"/>
+        </w:rPr>
+      </w:pPr>
+      <w:r>
+        <w:rPr>
+          <w:lang w:val="ru-RU"/>
+        </w:rPr>
+        <w:t>Получить строку из пользовательского ввода или тестового набора.</w:t>
+      </w:r>
+    </w:p>
+    <w:p>
+      <w:pPr>
+        <w:pStyle w:val="a"/>
+        <w:rPr>
+          <w:lang w:val="ru-RU"/>
+        </w:rPr>
+      </w:pPr>
+      <w:r>
+        <w:rPr>
+          <w:lang w:val="ru-RU"/>
+        </w:rPr>
+        <w:t>Выделить фрагменты, соответствующие шаблону идентификатора.</w:t>
+      </w:r>
+    </w:p>
+    <w:p>
+      <w:pPr>
+        <w:pStyle w:val="a"/>
+        <w:rPr>
+          <w:lang w:val="ru-RU"/>
+        </w:rPr>
+      </w:pPr>
+      <w:r>
+        <w:rPr>
+          <w:lang w:val="ru-RU"/>
+        </w:rPr>
+        <w:t>Исключить фрагменты, содержащиеся в используемом наборе ключевых слов.</w:t>
+      </w:r>
+    </w:p>
+    <w:p>
+      <w:pPr>
+        <w:pStyle w:val="a"/>
+        <w:rPr>
+          <w:lang w:val="ru-RU"/>
+        </w:rPr>
+      </w:pPr>
+      <w:r>
+        <w:rPr>
+          <w:lang w:val="ru-RU"/>
+        </w:rPr>
+        <w:t>Если подходящих идентификаторов нет, вывести соответствующее сообщение.</w:t>
+      </w:r>
+    </w:p>
+    <w:p>
+      <w:pPr>
+        <w:pStyle w:val="a"/>
+        <w:rPr>
+          <w:lang w:val="ru-RU"/>
+        </w:rPr>
+      </w:pPr>
+      <w:r>
+        <w:rPr>
+          <w:lang w:val="ru-RU"/>
+        </w:rPr>
+        <w:t>Определить минимальную длину среди оставшихся значений.</w:t>
+      </w:r>
+    </w:p>
+    <w:p>
+      <w:pPr>
+        <w:pStyle w:val="a"/>
+        <w:rPr>
+          <w:lang w:val="ru-RU"/>
+        </w:rPr>
+      </w:pPr>
+      <w:r>
+        <w:rPr>
+          <w:lang w:val="ru-RU"/>
+        </w:rPr>
+        <w:t>Вывести уникальные идентификаторы этой длины.</w:t>
+      </w:r>
+    </w:p>
+    <w:p>
+      <w:pPr>
+        <w:ind w:firstLine="709"/>
+      </w:pPr>
+      <w:r>
+        <w:t xml:space="preserve">Если регулярное выражение допускает только ASCII-буквы, цифры и подчёркивание, идентификаторы с кириллицей не будут распознаны. Если список ключевых слов неполный, некоторые ключевые слова C# могут </w:t>
+      </w:r>
+      <w:r>
+        <w:lastRenderedPageBreak/>
+        <w:t>попасть в результат. Эти особенности необходимо учитывать при оценке поведения программы.</w:t>
+      </w:r>
+    </w:p>
+    <w:p>
+      <w:pPr>
+        <w:rPr>
+          <w:b/>
+          <w:bCs/>
+        </w:rPr>
+      </w:pPr>
+      <w:r>
+        <w:br w:type="page"/>
+      </w:r>
+    </w:p>
+    <w:p>
+      <w:pPr>
+        <w:pStyle w:val="1"/>
+      </w:pPr>
+      <w:bookmarkStart w:id="18" w:name="_Toc243086706"/>
+      <w:r>
+        <w:lastRenderedPageBreak/>
+        <w:t>5 РЕАЛИЗАЦИЯ И ОБРАБОТКА ОШИБОК</w:t>
+      </w:r>
+      <w:bookmarkEnd w:id="18"/>
+    </w:p>
+    <w:p>
+      <w:pPr>
+        <w:pStyle w:val="2"/>
+      </w:pPr>
+      <w:bookmarkStart w:id="19" w:name="_Toc243086707"/>
+      <w:r>
+        <w:t>5.1 Формирование данных</w:t>
+      </w:r>
+      <w:bookmarkEnd w:id="19"/>
+    </w:p>
+    <w:p>
+      <w:pPr>
+        <w:ind w:firstLine="709"/>
+      </w:pPr>
+      <w:r>
+        <w:t>Ручной ввод подходит для тестирования, так как позволяет заранее рассчитать ожидаемый результат. Случайное заполнение удобно для демонстрации работы программы, однако не заменяет тесты с фиксированными входными данными.</w:t>
+      </w:r>
+    </w:p>
+    <w:p>
+      <w:pPr>
+        <w:pStyle w:val="2"/>
+      </w:pPr>
+      <w:bookmarkStart w:id="20" w:name="_Toc243086708"/>
+      <w:r>
+        <w:t>5.2 Проверки ввода</w:t>
+      </w:r>
+      <w:bookmarkEnd w:id="20"/>
+    </w:p>
+    <w:p>
+      <w:pPr>
+        <w:ind w:firstLine="709"/>
+      </w:pPr>
+      <w:r>
+        <w:t>Следует проверять формат числа, допустимый диапазон пункта меню, размеры структур и значения элементов. При использовании int.Parse нужно учитывать FormatException и OverflowException. Ошибки должны обрабатываться на уровне, где возможно вывести понятное сообщение и повторить ввод.</w:t>
+      </w:r>
+    </w:p>
+    <w:p>
+      <w:pPr>
+        <w:pStyle w:val="2"/>
+      </w:pPr>
+      <w:bookmarkStart w:id="21" w:name="_Toc243086709"/>
+      <w:r>
+        <w:t>5.3 Ограничения</w:t>
+      </w:r>
+      <w:bookmarkEnd w:id="21"/>
+    </w:p>
+    <w:p>
+      <w:pPr>
+        <w:pStyle w:val="a0"/>
+        <w:rPr>
+          <w:lang w:val="ru-RU"/>
+        </w:rPr>
+      </w:pPr>
+      <w:r>
+        <w:rPr>
+          <w:lang w:val="ru-RU"/>
+        </w:rPr>
+        <w:t>очень большие размеры могут потребовать чрезмерный объём памяти;</w:t>
+      </w:r>
+    </w:p>
+    <w:p>
+      <w:pPr>
+        <w:pStyle w:val="a0"/>
+        <w:rPr>
+          <w:lang w:val="ru-RU"/>
+        </w:rPr>
+      </w:pPr>
+      <w:r>
+        <w:rPr>
+          <w:lang w:val="ru-RU"/>
+        </w:rPr>
+        <w:t>правила распознавания идентификаторов определяются конкретным регулярным выражением;</w:t>
+      </w:r>
+    </w:p>
+    <w:p>
+      <w:pPr>
+        <w:pStyle w:val="a0"/>
+        <w:rPr>
+          <w:lang w:val="ru-RU"/>
+        </w:rPr>
+      </w:pPr>
+      <w:r>
+        <w:rPr>
+          <w:lang w:val="ru-RU"/>
+        </w:rPr>
+        <w:t>перечень ключевых слов может быть неполным;</w:t>
+      </w:r>
+    </w:p>
+    <w:p>
+      <w:pPr>
+        <w:pStyle w:val="a0"/>
+        <w:rPr>
+          <w:lang w:val="ru-RU"/>
+        </w:rPr>
+      </w:pPr>
+      <w:r>
+        <w:rPr>
+          <w:lang w:val="ru-RU"/>
+        </w:rPr>
+        <w:t>фактическое прохождение тестов подтверждается только запуском программы; ожидаемые результаты не следует выдавать за фактически измеренные.</w:t>
+      </w:r>
+    </w:p>
+    <w:p>
+      <w:pPr>
+        <w:rPr>
+          <w:b/>
+          <w:bCs/>
+        </w:rPr>
+      </w:pPr>
+      <w:r>
+        <w:br w:type="page"/>
+      </w:r>
+    </w:p>
+    <w:p>
+      <w:pPr>
+        <w:pStyle w:val="1"/>
+      </w:pPr>
+      <w:bookmarkStart w:id="22" w:name="_Toc243086710"/>
+      <w:r>
+        <w:lastRenderedPageBreak/>
+        <w:t>6 СТРУКТУРНОЕ ТЕСТИРОВАНИЕ МЕТОДОМ «БЕЛОГО ЯЩИКА»</w:t>
+      </w:r>
+      <w:bookmarkEnd w:id="22"/>
+    </w:p>
+    <w:p>
+      <w:pPr>
+        <w:pStyle w:val="2"/>
+      </w:pPr>
+      <w:bookmarkStart w:id="23" w:name="_Toc243086711"/>
+      <w:r>
+        <w:t>6.1 Назначение метода</w:t>
+      </w:r>
+      <w:bookmarkEnd w:id="23"/>
+    </w:p>
+    <w:p>
+      <w:pPr>
+        <w:ind w:firstLine="709"/>
+      </w:pPr>
+      <w:r>
+        <w:t>Метод «белого ящика» опирается на внутреннюю структуру программы. Тесты формируются с учётом операторов, условий, циклов, альтернативных ветвей и исключений. Цель — проверить оба исхода существенных логических решений, граничные случаи циклов и контролируемое выполнение ошибочных сценариев.</w:t>
+      </w:r>
+    </w:p>
+    <w:p>
+      <w:pPr>
+        <w:pStyle w:val="2"/>
+      </w:pPr>
+      <w:bookmarkStart w:id="24" w:name="_Toc243086712"/>
+      <w:r>
+        <w:t>6.2 Критерии покрытия</w:t>
+      </w:r>
+      <w:bookmarkEnd w:id="24"/>
+    </w:p>
+    <w:p>
+      <w:pPr>
+        <w:pStyle w:val="a0"/>
+        <w:rPr>
+          <w:lang w:val="ru-RU"/>
+        </w:rPr>
+      </w:pPr>
+      <w:r>
+        <w:rPr>
+          <w:lang w:val="ru-RU"/>
+        </w:rPr>
+        <w:t>покрытие операторов: каждый значимый оператор выполняется хотя бы один раз;</w:t>
+      </w:r>
+    </w:p>
+    <w:p>
+      <w:pPr>
+        <w:pStyle w:val="a0"/>
+        <w:rPr>
+          <w:lang w:val="ru-RU"/>
+        </w:rPr>
+      </w:pPr>
+      <w:r>
+        <w:rPr>
+          <w:lang w:val="ru-RU"/>
+        </w:rPr>
+        <w:t>покрытие ветвей: каждое условие проверяется на истинном и ложном исходах;</w:t>
+      </w:r>
+    </w:p>
+    <w:p>
+      <w:pPr>
+        <w:pStyle w:val="a0"/>
+        <w:rPr>
+          <w:lang w:val="ru-RU"/>
+        </w:rPr>
+      </w:pPr>
+      <w:r>
+        <w:rPr>
+          <w:lang w:val="ru-RU"/>
+        </w:rPr>
+        <w:t>покрытие циклов: проверяются минимальное число итераций, одна итерация и несколько итераций;</w:t>
+      </w:r>
+    </w:p>
+    <w:p>
+      <w:pPr>
+        <w:pStyle w:val="a0"/>
+        <w:rPr>
+          <w:lang w:val="ru-RU"/>
+        </w:rPr>
+      </w:pPr>
+      <w:r>
+        <w:rPr>
+          <w:lang w:val="ru-RU"/>
+        </w:rPr>
+        <w:t>покрытие исключений: проверяются корректный ввод, неверный формат и переполнение;</w:t>
+      </w:r>
+    </w:p>
+    <w:p>
+      <w:pPr>
+        <w:pStyle w:val="a0"/>
+        <w:rPr>
+          <w:lang w:val="ru-RU"/>
+        </w:rPr>
+      </w:pPr>
+      <w:r>
+        <w:rPr>
+          <w:lang w:val="ru-RU"/>
+        </w:rPr>
+        <w:t>покрытие граничных значений: проверяются минимальные размеры и отсутствие результатов.</w:t>
+      </w:r>
+    </w:p>
+    <w:p>
+      <w:pPr>
+        <w:pStyle w:val="2"/>
+      </w:pPr>
+      <w:bookmarkStart w:id="25" w:name="_Toc243086713"/>
+      <w:r>
+        <w:t>6.3 Объекты проверки</w:t>
+      </w:r>
+      <w:bookmarkEnd w:id="25"/>
+    </w:p>
+    <w:tbl>
+      <w:tblPr>
+        <w:tblStyle w:val="af2"/>
+        <w:tblW w:w="0" w:type="auto"/>
+        <w:tblLook w:val="04A0" w:firstRow="1" w:lastRow="0" w:firstColumn="1" w:lastColumn="0" w:noHBand="0" w:noVBand="1"/>
+      </w:tblPr>
+      <w:tblGrid>
+        <w:gridCol w:w="3081"/>
+        <w:gridCol w:w="3121"/>
+        <w:gridCol w:w="3143"/>
+      </w:tblGrid>
+      <w:tr>
+        <w:tc>
+          <w:tcPr>
+            <w:tcW w:w="3230" w:type="dxa"/>
+          </w:tcPr>
+          <w:p>
+            <w:r>
+              <w:rPr>
+                <w:rFonts w:ascii="Times New Roman" w:hAnsi="Times New Roman"/>
+                <w:b/>
+                <w:sz w:val="20"/>
+              </w:rPr>
+              <w:t>Объект</w:t>
+            </w:r>
+          </w:p>
+        </w:tc>
+        <w:tc>
+          <w:tcPr>
+            <w:tcW w:w="3230" w:type="dxa"/>
+          </w:tcPr>
+          <w:p>
+            <w:r>
+              <w:rPr>
+                <w:rFonts w:ascii="Times New Roman" w:hAnsi="Times New Roman"/>
+                <w:b/>
+                <w:sz w:val="20"/>
+              </w:rPr>
+              <w:t>Ветви и условия</w:t>
+            </w:r>
+          </w:p>
+        </w:tc>
+        <w:tc>
+          <w:tcPr>
+            <w:tcW w:w="3230" w:type="dxa"/>
+          </w:tcPr>
+          <w:p>
+            <w:r>
+              <w:rPr>
+                <w:rFonts w:ascii="Times New Roman" w:hAnsi="Times New Roman"/>
+                <w:b/>
+                <w:sz w:val="20"/>
+              </w:rPr>
+              <w:t>Ожидаемый критерий</w:t>
+            </w:r>
+          </w:p>
+        </w:tc>
+      </w:tr>
+      <w:tr>
+        <w:tc>
+          <w:tcPr>
+            <w:tcW w:w="3230" w:type="dxa"/>
+          </w:tcPr>
+          <w:p>
+            <w:r>
+              <w:rPr>
+                <w:rFonts w:ascii="Times New Roman" w:hAnsi="Times New Roman"/>
+                <w:sz w:val="20"/>
+              </w:rPr>
+              <w:t>Главное меню</w:t>
+            </w:r>
+          </w:p>
+        </w:tc>
+        <w:tc>
+          <w:tcPr>
+            <w:tcW w:w="3230" w:type="dxa"/>
+          </w:tcPr>
+          <w:p>
+            <w:pPr>
+              <w:rPr>
+                <w:lang w:val="ru-RU"/>
+              </w:rPr>
+            </w:pPr>
+            <w:r>
+              <w:rPr>
+                <w:rFonts w:ascii="Times New Roman" w:hAnsi="Times New Roman"/>
+                <w:sz w:val="20"/>
+                <w:lang w:val="ru-RU"/>
+              </w:rPr>
+              <w:t>Выбор раздела, выход, неверный пункт</w:t>
+            </w:r>
+          </w:p>
+        </w:tc>
+        <w:tc>
+          <w:tcPr>
+            <w:tcW w:w="3230" w:type="dxa"/>
+          </w:tcPr>
+          <w:p>
+            <w:pPr>
+              <w:rPr>
+                <w:lang w:val="ru-RU"/>
+              </w:rPr>
+            </w:pPr>
+            <w:r>
+              <w:rPr>
+                <w:rFonts w:ascii="Times New Roman" w:hAnsi="Times New Roman"/>
+                <w:sz w:val="20"/>
+                <w:lang w:val="ru-RU"/>
+              </w:rPr>
+              <w:t>Правильный переход либо сообщение об ошибке</w:t>
+            </w:r>
+          </w:p>
+        </w:tc>
+      </w:tr>
+      <w:tr>
+        <w:tc>
+          <w:tcPr>
+            <w:tcW w:w="3230" w:type="dxa"/>
+          </w:tcPr>
+          <w:p>
+            <w:r>
+              <w:rPr>
+                <w:rFonts w:ascii="Times New Roman" w:hAnsi="Times New Roman"/>
+                <w:sz w:val="20"/>
+              </w:rPr>
+              <w:t>Матрица</w:t>
+            </w:r>
+          </w:p>
+        </w:tc>
+        <w:tc>
+          <w:tcPr>
+            <w:tcW w:w="3230" w:type="dxa"/>
+          </w:tcPr>
+          <w:p>
+            <w:pPr>
+              <w:rPr>
+                <w:lang w:val="ru-RU"/>
+              </w:rPr>
+            </w:pPr>
+            <w:r>
+              <w:rPr>
+                <w:rFonts w:ascii="Times New Roman" w:hAnsi="Times New Roman"/>
+                <w:sz w:val="20"/>
+                <w:lang w:val="ru-RU"/>
+              </w:rPr>
+              <w:t>Циклы по строкам и столбцам, чётность номера строки</w:t>
+            </w:r>
+          </w:p>
+        </w:tc>
+        <w:tc>
+          <w:tcPr>
+            <w:tcW w:w="3230" w:type="dxa"/>
+          </w:tcPr>
+          <w:p>
+            <w:pPr>
+              <w:rPr>
+                <w:lang w:val="ru-RU"/>
+              </w:rPr>
+            </w:pPr>
+            <w:r>
+              <w:rPr>
+                <w:rFonts w:ascii="Times New Roman" w:hAnsi="Times New Roman"/>
+                <w:sz w:val="20"/>
+                <w:lang w:val="ru-RU"/>
+              </w:rPr>
+              <w:t>Нулевые строки добавляются после каждой чётной исходной строки</w:t>
+            </w:r>
+          </w:p>
+        </w:tc>
+      </w:tr>
+      <w:tr>
+        <w:tc>
+          <w:tcPr>
+            <w:tcW w:w="3230" w:type="dxa"/>
+          </w:tcPr>
+          <w:p>
+            <w:r>
+              <w:rPr>
+                <w:rFonts w:ascii="Times New Roman" w:hAnsi="Times New Roman"/>
+                <w:sz w:val="20"/>
+              </w:rPr>
+              <w:t>Рваный массив</w:t>
+            </w:r>
+          </w:p>
+        </w:tc>
+        <w:tc>
+          <w:tcPr>
+            <w:tcW w:w="3230" w:type="dxa"/>
+          </w:tcPr>
+          <w:p>
+            <w:pPr>
+              <w:rPr>
+                <w:lang w:val="ru-RU"/>
+              </w:rPr>
+            </w:pPr>
+            <w:r>
+              <w:rPr>
+                <w:rFonts w:ascii="Times New Roman" w:hAnsi="Times New Roman"/>
+                <w:sz w:val="20"/>
+                <w:lang w:val="ru-RU"/>
+              </w:rPr>
+              <w:t>Цикл копирования и создание новой строки</w:t>
+            </w:r>
+          </w:p>
+        </w:tc>
+        <w:tc>
+          <w:tcPr>
+            <w:tcW w:w="3230" w:type="dxa"/>
+          </w:tcPr>
+          <w:p>
+            <w:pPr>
+              <w:rPr>
+                <w:lang w:val="ru-RU"/>
+              </w:rPr>
+            </w:pPr>
+            <w:r>
+              <w:rPr>
+                <w:rFonts w:ascii="Times New Roman" w:hAnsi="Times New Roman"/>
+                <w:sz w:val="20"/>
+                <w:lang w:val="ru-RU"/>
+              </w:rPr>
+              <w:t>Существующие строки сохранены, новая строка последняя</w:t>
+            </w:r>
+          </w:p>
+        </w:tc>
+      </w:tr>
+      <w:tr>
+        <w:tc>
+          <w:tcPr>
+            <w:tcW w:w="3230" w:type="dxa"/>
+          </w:tcPr>
+          <w:p>
+            <w:r>
+              <w:rPr>
+                <w:rFonts w:ascii="Times New Roman" w:hAnsi="Times New Roman"/>
+                <w:sz w:val="20"/>
+              </w:rPr>
+              <w:t>Строка</w:t>
+            </w:r>
+          </w:p>
+        </w:tc>
+        <w:tc>
+          <w:tcPr>
+            <w:tcW w:w="3230" w:type="dxa"/>
+          </w:tcPr>
+          <w:p>
+            <w:pPr>
+              <w:rPr>
+                <w:lang w:val="ru-RU"/>
+              </w:rPr>
+            </w:pPr>
+            <w:r>
+              <w:rPr>
+                <w:rFonts w:ascii="Times New Roman" w:hAnsi="Times New Roman"/>
+                <w:sz w:val="20"/>
+                <w:lang w:val="ru-RU"/>
+              </w:rPr>
+              <w:t>Совпадение с шаблоном, фильтрация ключевых слов, поиск минимума</w:t>
+            </w:r>
+          </w:p>
+        </w:tc>
+        <w:tc>
+          <w:tcPr>
+            <w:tcW w:w="3230" w:type="dxa"/>
+          </w:tcPr>
+          <w:p>
+            <w:pPr>
+              <w:rPr>
+                <w:lang w:val="ru-RU"/>
+              </w:rPr>
+            </w:pPr>
+            <w:r>
+              <w:rPr>
+                <w:rFonts w:ascii="Times New Roman" w:hAnsi="Times New Roman"/>
+                <w:sz w:val="20"/>
+                <w:lang w:val="ru-RU"/>
+              </w:rPr>
+              <w:t>Выведены только подходящие уникальные идентификаторы минимальной длины</w:t>
+            </w:r>
+          </w:p>
+        </w:tc>
+      </w:tr>
+      <w:tr>
+        <w:tc>
+          <w:tcPr>
+            <w:tcW w:w="3230" w:type="dxa"/>
+          </w:tcPr>
+          <w:p>
+            <w:r>
+              <w:rPr>
+                <w:rFonts w:ascii="Times New Roman" w:hAnsi="Times New Roman"/>
+                <w:sz w:val="20"/>
+              </w:rPr>
+              <w:t>Ввод</w:t>
+            </w:r>
+          </w:p>
+        </w:tc>
+        <w:tc>
+          <w:tcPr>
+            <w:tcW w:w="3230" w:type="dxa"/>
+          </w:tcPr>
+          <w:p>
+            <w:r>
+              <w:rPr>
+                <w:rFonts w:ascii="Times New Roman" w:hAnsi="Times New Roman"/>
+                <w:sz w:val="20"/>
+              </w:rPr>
+              <w:t>Успешное преобразование и исключения</w:t>
+            </w:r>
+          </w:p>
+        </w:tc>
+        <w:tc>
+          <w:tcPr>
+            <w:tcW w:w="3230" w:type="dxa"/>
+          </w:tcPr>
+          <w:p>
+            <w:pPr>
+              <w:rPr>
+                <w:lang w:val="ru-RU"/>
+              </w:rPr>
+            </w:pPr>
+            <w:r>
+              <w:rPr>
+                <w:rFonts w:ascii="Times New Roman" w:hAnsi="Times New Roman"/>
+                <w:sz w:val="20"/>
+                <w:lang w:val="ru-RU"/>
+              </w:rPr>
+              <w:t>Ошибочный ввод обработан без неконтролируемого завершения</w:t>
+            </w:r>
+          </w:p>
+        </w:tc>
+      </w:tr>
+    </w:tbl>
+    <w:p>
+      <w:pPr>
+        <w:pStyle w:val="2"/>
+      </w:pPr>
+      <w:bookmarkStart w:id="26" w:name="_Toc243086714"/>
+      <w:r>
+        <w:t>6.4 Пример структурных тестов</w:t>
+      </w:r>
+      <w:bookmarkEnd w:id="26"/>
+    </w:p>
+    <w:tbl>
+      <w:tblPr>
+        <w:tblStyle w:val="af2"/>
+        <w:tblW w:w="0" w:type="auto"/>
+        <w:tblLook w:val="04A0" w:firstRow="1" w:lastRow="0" w:firstColumn="1" w:lastColumn="0" w:noHBand="0" w:noVBand="1"/>
+      </w:tblPr>
+      <w:tblGrid>
+        <w:gridCol w:w="2290"/>
+        <w:gridCol w:w="2371"/>
+        <w:gridCol w:w="2335"/>
+        <w:gridCol w:w="2349"/>
+      </w:tblGrid>
+      <w:tr>
+        <w:tc>
+          <w:tcPr>
+            <w:tcW w:w="2422" w:type="dxa"/>
+          </w:tcPr>
+          <w:p>
+            <w:r>
+              <w:rPr>
+                <w:rFonts w:ascii="Times New Roman" w:hAnsi="Times New Roman"/>
+                <w:b/>
+                <w:sz w:val="20"/>
+              </w:rPr>
+              <w:t>ID</w:t>
+            </w:r>
+          </w:p>
+        </w:tc>
+        <w:tc>
+          <w:tcPr>
+            <w:tcW w:w="2422" w:type="dxa"/>
+          </w:tcPr>
+          <w:p>
+            <w:r>
+              <w:rPr>
+                <w:rFonts w:ascii="Times New Roman" w:hAnsi="Times New Roman"/>
+                <w:b/>
+                <w:sz w:val="20"/>
+              </w:rPr>
+              <w:t>Проверяемая ветвь</w:t>
+            </w:r>
+          </w:p>
+        </w:tc>
+        <w:tc>
+          <w:tcPr>
+            <w:tcW w:w="2422" w:type="dxa"/>
+          </w:tcPr>
+          <w:p>
+            <w:r>
+              <w:rPr>
+                <w:rFonts w:ascii="Times New Roman" w:hAnsi="Times New Roman"/>
+                <w:b/>
+                <w:sz w:val="20"/>
+              </w:rPr>
+              <w:t>Входные данные</w:t>
+            </w:r>
+          </w:p>
+        </w:tc>
+        <w:tc>
+          <w:tcPr>
+            <w:tcW w:w="2422" w:type="dxa"/>
+          </w:tcPr>
+          <w:p>
+            <w:r>
+              <w:rPr>
+                <w:rFonts w:ascii="Times New Roman" w:hAnsi="Times New Roman"/>
+                <w:b/>
+                <w:sz w:val="20"/>
+              </w:rPr>
+              <w:t>Ожидаемый результат</w:t>
+            </w:r>
+          </w:p>
+        </w:tc>
+      </w:tr>
+      <w:tr>
+        <w:tc>
+          <w:tcPr>
+            <w:tcW w:w="2422" w:type="dxa"/>
+          </w:tcPr>
+          <w:p>
+            <w:r>
+              <w:rPr>
+                <w:rFonts w:ascii="Times New Roman" w:hAnsi="Times New Roman"/>
+                <w:sz w:val="20"/>
+              </w:rPr>
+              <w:t>WB-01</w:t>
+            </w:r>
+          </w:p>
+        </w:tc>
+        <w:tc>
+          <w:tcPr>
+            <w:tcW w:w="2422" w:type="dxa"/>
+          </w:tcPr>
+          <w:p>
+            <w:pPr>
+              <w:rPr>
+                <w:lang w:val="ru-RU"/>
+              </w:rPr>
+            </w:pPr>
+            <w:r>
+              <w:rPr>
+                <w:rFonts w:ascii="Times New Roman" w:hAnsi="Times New Roman"/>
+                <w:sz w:val="20"/>
+                <w:lang w:val="ru-RU"/>
+              </w:rPr>
+              <w:t>Нет чётной строки для вставки</w:t>
+            </w:r>
+          </w:p>
+        </w:tc>
+        <w:tc>
+          <w:tcPr>
+            <w:tcW w:w="2422" w:type="dxa"/>
+          </w:tcPr>
+          <w:p>
+            <w:r>
+              <w:rPr>
+                <w:rFonts w:ascii="Times New Roman" w:hAnsi="Times New Roman"/>
+                <w:sz w:val="20"/>
+              </w:rPr>
+              <w:t>Матрица 1×1</w:t>
+            </w:r>
+          </w:p>
+        </w:tc>
+        <w:tc>
+          <w:tcPr>
+            <w:tcW w:w="2422" w:type="dxa"/>
+          </w:tcPr>
+          <w:p>
+            <w:r>
+              <w:rPr>
+                <w:rFonts w:ascii="Times New Roman" w:hAnsi="Times New Roman"/>
+                <w:sz w:val="20"/>
+              </w:rPr>
+              <w:t>Вставка не выполняется</w:t>
+            </w:r>
+          </w:p>
+        </w:tc>
+      </w:tr>
+      <w:tr>
+        <w:tc>
+          <w:tcPr>
+            <w:tcW w:w="2422" w:type="dxa"/>
+          </w:tcPr>
+          <w:p>
+            <w:r>
+              <w:rPr>
+                <w:rFonts w:ascii="Times New Roman" w:hAnsi="Times New Roman"/>
+                <w:sz w:val="20"/>
+              </w:rPr>
+              <w:t>WB-02</w:t>
+            </w:r>
+          </w:p>
+        </w:tc>
+        <w:tc>
+          <w:tcPr>
+            <w:tcW w:w="2422" w:type="dxa"/>
+          </w:tcPr>
+          <w:p>
+            <w:r>
+              <w:rPr>
+                <w:rFonts w:ascii="Times New Roman" w:hAnsi="Times New Roman"/>
+                <w:sz w:val="20"/>
+              </w:rPr>
+              <w:t>Условие чётности истинно</w:t>
+            </w:r>
+          </w:p>
+        </w:tc>
+        <w:tc>
+          <w:tcPr>
+            <w:tcW w:w="2422" w:type="dxa"/>
+          </w:tcPr>
+          <w:p>
+            <w:r>
+              <w:rPr>
+                <w:rFonts w:ascii="Times New Roman" w:hAnsi="Times New Roman"/>
+                <w:sz w:val="20"/>
+              </w:rPr>
+              <w:t>Матрица 2×1</w:t>
+            </w:r>
+          </w:p>
+        </w:tc>
+        <w:tc>
+          <w:tcPr>
+            <w:tcW w:w="2422" w:type="dxa"/>
+          </w:tcPr>
+          <w:p>
+            <w:pPr>
+              <w:rPr>
+                <w:lang w:val="ru-RU"/>
+              </w:rPr>
+            </w:pPr>
+            <w:r>
+              <w:rPr>
+                <w:rFonts w:ascii="Times New Roman" w:hAnsi="Times New Roman"/>
+                <w:sz w:val="20"/>
+                <w:lang w:val="ru-RU"/>
+              </w:rPr>
+              <w:t>После второй строки вставляется ноль</w:t>
+            </w:r>
+          </w:p>
+        </w:tc>
+      </w:tr>
+      <w:tr>
+        <w:tc>
+          <w:tcPr>
+            <w:tcW w:w="2422" w:type="dxa"/>
+          </w:tcPr>
+          <w:p>
+            <w:r>
+              <w:rPr>
+                <w:rFonts w:ascii="Times New Roman" w:hAnsi="Times New Roman"/>
+                <w:sz w:val="20"/>
+              </w:rPr>
+              <w:t>WB-03</w:t>
+            </w:r>
+          </w:p>
+        </w:tc>
+        <w:tc>
+          <w:tcPr>
+            <w:tcW w:w="2422" w:type="dxa"/>
+          </w:tcPr>
+          <w:p>
+            <w:r>
+              <w:rPr>
+                <w:rFonts w:ascii="Times New Roman" w:hAnsi="Times New Roman"/>
+                <w:sz w:val="20"/>
+              </w:rPr>
+              <w:t>Повторная вставка</w:t>
+            </w:r>
+          </w:p>
+        </w:tc>
+        <w:tc>
+          <w:tcPr>
+            <w:tcW w:w="2422" w:type="dxa"/>
+          </w:tcPr>
+          <w:p>
+            <w:r>
+              <w:rPr>
+                <w:rFonts w:ascii="Times New Roman" w:hAnsi="Times New Roman"/>
+                <w:sz w:val="20"/>
+              </w:rPr>
+              <w:t>Матрица 4×1</w:t>
+            </w:r>
+          </w:p>
+        </w:tc>
+        <w:tc>
+          <w:tcPr>
+            <w:tcW w:w="2422" w:type="dxa"/>
+          </w:tcPr>
+          <w:p>
+            <w:r>
+              <w:rPr>
+                <w:rFonts w:ascii="Times New Roman" w:hAnsi="Times New Roman"/>
+                <w:sz w:val="20"/>
+              </w:rPr>
+              <w:t>Выполняются две вставки</w:t>
+            </w:r>
+          </w:p>
+        </w:tc>
+      </w:tr>
+      <w:tr>
+        <w:tc>
+          <w:tcPr>
+            <w:tcW w:w="2422" w:type="dxa"/>
+          </w:tcPr>
+          <w:p>
+            <w:r>
+              <w:rPr>
+                <w:rFonts w:ascii="Times New Roman" w:hAnsi="Times New Roman"/>
+                <w:sz w:val="20"/>
+              </w:rPr>
+              <w:lastRenderedPageBreak/>
+              <w:t>WB-04</w:t>
+            </w:r>
+          </w:p>
+        </w:tc>
+        <w:tc>
+          <w:tcPr>
+            <w:tcW w:w="2422" w:type="dxa"/>
+          </w:tcPr>
+          <w:p>
+            <w:r>
+              <w:rPr>
+                <w:rFonts w:ascii="Times New Roman" w:hAnsi="Times New Roman"/>
+                <w:sz w:val="20"/>
+              </w:rPr>
+              <w:t>Нет идентификаторов</w:t>
+            </w:r>
+          </w:p>
+        </w:tc>
+        <w:tc>
+          <w:tcPr>
+            <w:tcW w:w="2422" w:type="dxa"/>
+          </w:tcPr>
+          <w:p>
+            <w:pPr>
+              <w:rPr>
+                <w:lang w:val="ru-RU"/>
+              </w:rPr>
+            </w:pPr>
+            <w:r>
+              <w:rPr>
+                <w:rFonts w:ascii="Times New Roman" w:hAnsi="Times New Roman"/>
+                <w:sz w:val="20"/>
+                <w:lang w:val="ru-RU"/>
+              </w:rPr>
+              <w:t>Пустая строка или текст без токенов</w:t>
+            </w:r>
+          </w:p>
+        </w:tc>
+        <w:tc>
+          <w:tcPr>
+            <w:tcW w:w="2422" w:type="dxa"/>
+          </w:tcPr>
+          <w:p>
+            <w:r>
+              <w:rPr>
+                <w:rFonts w:ascii="Times New Roman" w:hAnsi="Times New Roman"/>
+                <w:sz w:val="20"/>
+              </w:rPr>
+              <w:t>Сообщение об отсутствии результата</w:t>
+            </w:r>
+          </w:p>
+        </w:tc>
+      </w:tr>
+      <w:tr>
+        <w:tc>
+          <w:tcPr>
+            <w:tcW w:w="2422" w:type="dxa"/>
+          </w:tcPr>
+          <w:p>
+            <w:r>
+              <w:rPr>
+                <w:rFonts w:ascii="Times New Roman" w:hAnsi="Times New Roman"/>
+                <w:sz w:val="20"/>
+              </w:rPr>
+              <w:t>WB-05</w:t>
+            </w:r>
+          </w:p>
+        </w:tc>
+        <w:tc>
+          <w:tcPr>
+            <w:tcW w:w="2422" w:type="dxa"/>
+          </w:tcPr>
+          <w:p>
+            <w:r>
+              <w:rPr>
+                <w:rFonts w:ascii="Times New Roman" w:hAnsi="Times New Roman"/>
+                <w:sz w:val="20"/>
+              </w:rPr>
+              <w:t>Фильтр ключевых слов</w:t>
+            </w:r>
+          </w:p>
+        </w:tc>
+        <w:tc>
+          <w:tcPr>
+            <w:tcW w:w="2422" w:type="dxa"/>
+          </w:tcPr>
+          <w:p>
+            <w:pPr>
+              <w:rPr>
+                <w:lang w:val="ru-RU"/>
+              </w:rPr>
+            </w:pPr>
+            <w:r>
+              <w:rPr>
+                <w:rFonts w:ascii="Times New Roman" w:hAnsi="Times New Roman"/>
+                <w:sz w:val="20"/>
+                <w:lang w:val="ru-RU"/>
+              </w:rPr>
+              <w:t>Строка только с ключевыми словами</w:t>
+            </w:r>
+          </w:p>
+        </w:tc>
+        <w:tc>
+          <w:tcPr>
+            <w:tcW w:w="2422" w:type="dxa"/>
+          </w:tcPr>
+          <w:p>
+            <w:r>
+              <w:rPr>
+                <w:rFonts w:ascii="Times New Roman" w:hAnsi="Times New Roman"/>
+                <w:sz w:val="20"/>
+              </w:rPr>
+              <w:t>Ключевые слова не выводятся</w:t>
+            </w:r>
+          </w:p>
+        </w:tc>
+      </w:tr>
+      <w:tr>
+        <w:tc>
+          <w:tcPr>
+            <w:tcW w:w="2422" w:type="dxa"/>
+          </w:tcPr>
+          <w:p>
+            <w:r>
+              <w:rPr>
+                <w:rFonts w:ascii="Times New Roman" w:hAnsi="Times New Roman"/>
+                <w:sz w:val="20"/>
+              </w:rPr>
+              <w:t>WB-06</w:t>
+            </w:r>
+          </w:p>
+        </w:tc>
+        <w:tc>
+          <w:tcPr>
+            <w:tcW w:w="2422" w:type="dxa"/>
+          </w:tcPr>
+          <w:p>
+            <w:r>
+              <w:rPr>
+                <w:rFonts w:ascii="Times New Roman" w:hAnsi="Times New Roman"/>
+                <w:sz w:val="20"/>
+              </w:rPr>
+              <w:t>Корректный ввод</w:t>
+            </w:r>
+          </w:p>
+        </w:tc>
+        <w:tc>
+          <w:tcPr>
+            <w:tcW w:w="2422" w:type="dxa"/>
+          </w:tcPr>
+          <w:p>
+            <w:r>
+              <w:rPr>
+                <w:rFonts w:ascii="Times New Roman" w:hAnsi="Times New Roman"/>
+                <w:sz w:val="20"/>
+              </w:rPr>
+              <w:t>42</w:t>
+            </w:r>
+          </w:p>
+        </w:tc>
+        <w:tc>
+          <w:tcPr>
+            <w:tcW w:w="2422" w:type="dxa"/>
+          </w:tcPr>
+          <w:p>
+            <w:r>
+              <w:rPr>
+                <w:rFonts w:ascii="Times New Roman" w:hAnsi="Times New Roman"/>
+                <w:sz w:val="20"/>
+              </w:rPr>
+              <w:t>Число принимается</w:t>
+            </w:r>
+          </w:p>
+        </w:tc>
+      </w:tr>
+      <w:tr>
+        <w:tc>
+          <w:tcPr>
+            <w:tcW w:w="2422" w:type="dxa"/>
+          </w:tcPr>
+          <w:p>
+            <w:r>
+              <w:rPr>
+                <w:rFonts w:ascii="Times New Roman" w:hAnsi="Times New Roman"/>
+                <w:sz w:val="20"/>
+              </w:rPr>
+              <w:t>WB-07</w:t>
+            </w:r>
+          </w:p>
+        </w:tc>
+        <w:tc>
+          <w:tcPr>
+            <w:tcW w:w="2422" w:type="dxa"/>
+          </w:tcPr>
+          <w:p>
+            <w:r>
+              <w:rPr>
+                <w:rFonts w:ascii="Times New Roman" w:hAnsi="Times New Roman"/>
+                <w:sz w:val="20"/>
+              </w:rPr>
+              <w:t>Исключение формата</w:t>
+            </w:r>
+          </w:p>
+        </w:tc>
+        <w:tc>
+          <w:tcPr>
+            <w:tcW w:w="2422" w:type="dxa"/>
+          </w:tcPr>
+          <w:p>
+            <w:r>
+              <w:rPr>
+                <w:rFonts w:ascii="Times New Roman" w:hAnsi="Times New Roman"/>
+                <w:sz w:val="20"/>
+              </w:rPr>
+              <w:t>abc вместо числа</w:t>
+            </w:r>
+          </w:p>
+        </w:tc>
+        <w:tc>
+          <w:tcPr>
+            <w:tcW w:w="2422" w:type="dxa"/>
+          </w:tcPr>
+          <w:p>
+            <w:pPr>
+              <w:rPr>
+                <w:lang w:val="ru-RU"/>
+              </w:rPr>
+            </w:pPr>
+            <w:r>
+              <w:rPr>
+                <w:rFonts w:ascii="Times New Roman" w:hAnsi="Times New Roman"/>
+                <w:sz w:val="20"/>
+                <w:lang w:val="ru-RU"/>
+              </w:rPr>
+              <w:t>Сообщение об ошибке, программа продолжает работу</w:t>
+            </w:r>
+          </w:p>
+        </w:tc>
+      </w:tr>
+    </w:tbl>
+    <w:p>
+      <w:pPr>
+        <w:pStyle w:val="1"/>
+      </w:pPr>
+    </w:p>
+    <w:p>
+      <w:pPr>
+        <w:rPr>
+          <w:b/>
+          <w:bCs/>
+        </w:rPr>
+      </w:pPr>
+      <w:r>
+        <w:br w:type="page"/>
+      </w:r>
+    </w:p>
+    <w:p>
+      <w:pPr>
+        <w:pStyle w:val="1"/>
+      </w:pPr>
+      <w:bookmarkStart w:id="27" w:name="_Toc243086715"/>
+      <w:r>
+        <w:lastRenderedPageBreak/>
+        <w:t>7 АНАЛИЗ РЕЗУЛЬТАТОВ</w:t>
+      </w:r>
+      <w:bookmarkEnd w:id="27"/>
+    </w:p>
+    <w:p>
+      <w:pPr>
+        <w:ind w:firstLine="709"/>
+      </w:pPr>
+      <w:r>
+        <w:t>Наиболее критичные места программы — расчёт размера результирующей матрицы, сохранение порядка исходных строк, копирование рваного массива и обработка минимальной длины идентификаторов. Небольшие тестовые структуры позволяют проверить результат вручную и обнаружить ошибки индексации. Проверка ветвей ввода помогает убедиться, что ошибки преобразования не приводят к аварийному завершению.</w:t>
+      </w:r>
+    </w:p>
+    <w:p>
+      <w:pPr>
+        <w:ind w:firstLine="709"/>
+      </w:pPr>
+      <w:r>
+        <w:t>Для строкового анализа необходимо отдельно проверить повторяющиеся идентификаторы, несколько значений одинаковой минимальной длины, ключевые слова, пустую строку и символы вне диапазона регулярного выражения. Полнота проверки ключевых слов зависит от списка, реализованного в исходном коде.</w:t>
+      </w:r>
+    </w:p>
+    <w:p>
+      <w:pPr>
+        <w:rPr>
+          <w:b/>
+          <w:bCs/>
+        </w:rPr>
+      </w:pPr>
+      <w:r>
+        <w:br w:type="page"/>
+      </w:r>
+    </w:p>
+    <w:p>
+      <w:pPr>
+        <w:pStyle w:val="1"/>
+      </w:pPr>
+      <w:bookmarkStart w:id="28" w:name="_Toc243086716"/>
+      <w:r>
+        <w:lastRenderedPageBreak/>
+        <w:t>ЗАКЛЮЧЕНИЕ</w:t>
+      </w:r>
+      <w:bookmarkEnd w:id="28"/>
+    </w:p>
+    <w:p>
+      <w:pPr>
+        <w:ind w:firstLine="709"/>
+      </w:pPr>
+      <w:r>
+        <w:t>В работе рассмотрены организация консольного приложения на C#, функции и передача параметров, двумерные и рваные массивы, а также строковая обработка. Для варианта 20 описаны алгоритмы вставки нулевых строк после чётных исходных строк матрицы, добавления строки в конец рваного массива и поиска идентификаторов минимальной длины.</w:t>
+      </w:r>
+    </w:p>
+    <w:p>
+      <w:pPr>
+        <w:ind w:firstLine="709"/>
+      </w:pPr>
+      <w:r>
+        <w:t>Сформирован план структурного тестирования методом «белого ящика», охватывающий ветви, циклы, граничные значения и исключительные пути. Для окончательного подтверждения корректности необходимо выполнить тесты на фактической версии приложения и заполнить столбцы фактического результата и статуса в таблице Excel. Вывод о прохождении тестирования должен основываться на реальных запусках.</w:t>
+      </w:r>
+    </w:p>
+    <w:p>
+      <w:pPr>
+        <w:rPr>
+          <w:b/>
+          <w:bCs/>
+        </w:rPr>
+      </w:pPr>
+      <w:r>
+        <w:br w:type="page"/>
+      </w:r>
+    </w:p>
+    <w:p>
+      <w:pPr>
+        <w:pStyle w:val="1"/>
+      </w:pPr>
+      <w:bookmarkStart w:id="29" w:name="_Toc243086717"/>
+      <w:r>
+        <w:lastRenderedPageBreak/>
+        <w:t>СПИСОК ИСТОЧНИКОВ</w:t>
+      </w:r>
+      <w:bookmarkEnd w:id="29"/>
+    </w:p>
+    <w:p>
+      <w:pPr>
+        <w:ind w:firstLine="709"/>
+      </w:pPr>
+      <w:r>
+        <w:t>1. Практическая работа № 5 (+6). Функции, многомерные и рваные массивы, строки : методические указания.</w:t>
+      </w:r>
+    </w:p>
+    <w:p>
+      <w:pPr>
+        <w:ind w:firstLine="709"/>
+      </w:pPr>
+      <w:r>
+        <w:t>2. ГОСТ 7.32–2017. Система стандартов по информации, библиотечному и издательскому делу. Отчёт о научно-исследовательской работе. Структура и правила оформления.</w:t>
+      </w:r>
+    </w:p>
+    <w:p>
+      <w:pPr>
+        <w:ind w:firstLine="709"/>
+      </w:pPr>
+      <w:r>
+        <w:t>3. Microsoft Learn. Массивы в C# [Электронный ресурс]. URL: https://learn.microsoft.com/dotnet/csharp/language-reference/builtin-types/arrays (дата обращения: 16.10.2026).</w:t>
+      </w:r>
+    </w:p>
+    <w:p>
+      <w:pPr>
+        <w:ind w:firstLine="709"/>
+      </w:pPr>
+      <w:r>
+        <w:t>4. Microsoft Learn. Строки в C# [Электронный ресурс]. URL: https://learn.microsoft.com/dotnet/csharp/programming-guide/strings/ (дата обращения: 16.10.2026).</w:t>
+      </w:r>
+    </w:p>
+    <w:p>
+      <w:pPr>
+        <w:ind w:firstLine="709"/>
+      </w:pPr>
+      <w:r>
+        <w:t>5. Microsoft Learn. Исключения в C# [Электронный ресурс]. URL: https://learn.microsoft.com/dotnet/csharp/fundamentals/exceptions/ (дата обращения: 16.10.2026).</w:t>
+      </w:r>
+    </w:p>
+    <w:p>
+      <w:pPr>
+        <w:ind w:firstLine="709"/>
+      </w:pPr>
     </w:p>
     <w:sectPr>
       <w:pgSz w:w="11906" w:h="16838"/>
@@ -2033,6 +5027,45 @@
 <file path=word/numbering.xml><?xml version="1.0" encoding="utf-8"?>
 <w:numbering xmlns:wpc="http://schemas.microsoft.com/office/word/2010/wordprocessingCanvas" xmlns:cx="http://schemas.microsoft.com/office/drawing/2014/chartex" xmlns:cx1="http://schemas.microsoft.com/office/drawing/2015/9/8/chartex" xmlns:cx2="http://schemas.microsoft.com/office/drawing/2015/10/21/chartex" xmlns:cx3="http://schemas.microsoft.com/office/drawing/2016/5/9/chartex" xmlns:cx4="http://schemas.microsoft.com/office/drawing/2016/5/10/chartex" xmlns:cx5="http://schemas.microsoft.com/office/drawing/2016/5/11/chartex" xmlns:cx6="http://schemas.microsoft.com/office/drawing/2016/5/12/chartex" xmlns:cx7="http://schemas.microsoft.com/office/drawing/2016/5/13/chartex" xmlns:cx8="http://schemas.microsoft.com/office/drawing/2016/5/14/chartex" xmlns:mc="http://schemas.openxmlformats.org/markup-compatibility/2006" xmlns:aink="http://schemas.microsoft.com/office/drawing/2016/ink" xmlns:am3d="http://schemas.microsoft.com/office/drawing/2017/model3d" xmlns:o="urn:schemas-microsoft-com:office:office" xmlns:oel="http://schemas.microsoft.com/office/2019/extlst" xmlns:r="http://schemas.openxmlformats.org/officeDocument/2006/relationships" xmlns:m="http://schemas.openxmlformats.org/officeDocument/2006/math" xmlns:v="urn:schemas-microsoft-com:vml" xmlns:wp14="http://schemas.microsoft.com/office/word/2010/wordprocessingDrawing" xmlns:wp="http://schemas.openxmlformats.org/drawingml/2006/wordprocessingDrawing" xmlns:w10="urn:schemas-microsoft-com:office:word" xmlns:w="http://schemas.openxmlformats.org/wordprocessingml/2006/main" xmlns:w14="http://schemas.microsoft.com/office/word/2010/wordml" xmlns:w15="http://schemas.microsoft.com/office/word/2012/wordml" xmlns:w16cex="http://schemas.microsoft.com/office/word/2018/wordml/cex" xmlns:w16cid="http://schemas.microsoft.com/office/word/2016/wordml/cid" xmlns:w16="http://schemas.microsoft.com/office/word/2018/wordml" xmlns:w16sdtdh="http://schemas.microsoft.com/office/word/2020/wordml/sdtdatahash" xmlns:w16se="http://schemas.microsoft.com/office/word/2015/wordml/symex" xmlns:wpg="http://schemas.microsoft.com/office/word/2010/wordprocessingGroup" xmlns:wpi="http://schemas.microsoft.com/office/word/2010/wordprocessingInk" xmlns:wne="http://schemas.microsoft.com/office/word/2006/wordml" xmlns:wps="http://schemas.microsoft.com/office/word/2010/wordprocessingShape" mc:Ignorable="w14 w15 w16se w16cid w16 w16cex w16sdtdh wp14">
   <w:abstractNum w:abstractNumId="0" w15:restartNumberingAfterBreak="0">
+    <w:nsid w:val="FFFFFF88"/>
+    <w:multiLevelType w:val="singleLevel"/>
+    <w:tmpl w:val="FD5A2734"/>
+    <w:lvl w:ilvl="0">
+      <w:start w:val="1"/>
+      <w:numFmt w:val="decimal"/>
+      <w:pStyle w:val="a"/>
+      <w:lvlText w:val="%1."/>
+      <w:lvlJc w:val="left"/>
+      <w:pPr>
+        <w:tabs>
+          <w:tab w:val="num" w:pos="360"/>
+        </w:tabs>
+        <w:ind w:left="360" w:hanging="360"/>
+      </w:pPr>
+    </w:lvl>
+  </w:abstractNum>
+  <w:abstractNum w:abstractNumId="1" w15:restartNumberingAfterBreak="0">
+    <w:nsid w:val="FFFFFF89"/>
+    <w:multiLevelType w:val="singleLevel"/>
+    <w:tmpl w:val="CA8AC4B2"/>
+    <w:lvl w:ilvl="0">
+      <w:start w:val="1"/>
+      <w:numFmt w:val="bullet"/>
+      <w:pStyle w:val="a0"/>
+      <w:lvlText w:val=""/>
+      <w:lvlJc w:val="left"/>
+      <w:pPr>
+        <w:tabs>
+          <w:tab w:val="num" w:pos="360"/>
+        </w:tabs>
+        <w:ind w:left="360" w:hanging="360"/>
+      </w:pPr>
+      <w:rPr>
+        <w:rFonts w:ascii="Symbol" w:hAnsi="Symbol" w:hint="default"/>
+      </w:rPr>
+    </w:lvl>
+  </w:abstractNum>
+  <w:abstractNum w:abstractNumId="2" w15:restartNumberingAfterBreak="0">
     <w:nsid w:val="223C0703"/>
     <w:multiLevelType w:val="hybridMultilevel"/>
     <w:tmpl w:val="46F4561C"/>
@@ -2118,7 +5151,7 @@
       </w:pPr>
     </w:lvl>
   </w:abstractNum>
-  <w:abstractNum w:abstractNumId="1" w15:restartNumberingAfterBreak="0">
+  <w:abstractNum w:abstractNumId="3" w15:restartNumberingAfterBreak="0">
     <w:nsid w:val="22A67A9E"/>
     <w:multiLevelType w:val="hybridMultilevel"/>
     <w:tmpl w:val="8C6204DE"/>
@@ -2204,7 +5237,7 @@
       </w:pPr>
     </w:lvl>
   </w:abstractNum>
-  <w:abstractNum w:abstractNumId="2" w15:restartNumberingAfterBreak="0">
+  <w:abstractNum w:abstractNumId="4" w15:restartNumberingAfterBreak="0">
     <w:nsid w:val="2B6D3BD8"/>
     <w:multiLevelType w:val="multilevel"/>
     <w:tmpl w:val="1FDEDE9E"/>
@@ -2317,7 +5350,7 @@
       </w:pPr>
     </w:lvl>
   </w:abstractNum>
-  <w:abstractNum w:abstractNumId="3" w15:restartNumberingAfterBreak="0">
+  <w:abstractNum w:abstractNumId="5" w15:restartNumberingAfterBreak="0">
     <w:nsid w:val="5A9663C9"/>
     <w:multiLevelType w:val="hybridMultilevel"/>
     <w:tmpl w:val="B8C61774"/>
@@ -2403,20 +5436,26 @@
       </w:pPr>
     </w:lvl>
   </w:abstractNum>
-  <w:num w:numId="1">
-    <w:abstractNumId w:val="3"/>
+  <w:num w:numId="1" w16cid:durableId="541674281">
+    <w:abstractNumId w:val="5"/>
     <w:lvlOverride w:ilvl="0">
       <w:startOverride w:val="1"/>
     </w:lvlOverride>
   </w:num>
-  <w:num w:numId="2">
-    <w:abstractNumId w:val="0"/>
-  </w:num>
-  <w:num w:numId="3">
+  <w:num w:numId="2" w16cid:durableId="1002242728">
     <w:abstractNumId w:val="2"/>
   </w:num>
-  <w:num w:numId="4">
+  <w:num w:numId="3" w16cid:durableId="2067752460">
+    <w:abstractNumId w:val="4"/>
+  </w:num>
+  <w:num w:numId="4" w16cid:durableId="1402488895">
+    <w:abstractNumId w:val="3"/>
+  </w:num>
+  <w:num w:numId="5" w16cid:durableId="1224023305">
     <w:abstractNumId w:val="1"/>
+  </w:num>
+  <w:num w:numId="6" w16cid:durableId="2052999302">
+    <w:abstractNumId w:val="0"/>
   </w:num>
 </w:numbering>
 </file>
@@ -2812,7 +5851,7 @@
     <w:lsdException w:name="Unresolved Mention" w:semiHidden="1" w:unhideWhenUsed="1"/>
     <w:lsdException w:name="Smart Link" w:semiHidden="1" w:unhideWhenUsed="1"/>
   </w:latentStyles>
-  <w:style w:type="paragraph" w:default="1" w:styleId="a">
+  <w:style w:type="paragraph" w:default="1" w:styleId="a1">
     <w:name w:val="Normal"/>
     <w:qFormat/>
   </w:style>
@@ -2899,13 +5938,13 @@
       <w:color w:val="1F4D78"/>
     </w:rPr>
   </w:style>
-  <w:style w:type="character" w:default="1" w:styleId="a0">
+  <w:style w:type="character" w:default="1" w:styleId="a2">
     <w:name w:val="Default Paragraph Font"/>
     <w:uiPriority w:val="1"/>
     <w:semiHidden/>
     <w:unhideWhenUsed/>
   </w:style>
-  <w:style w:type="table" w:default="1" w:styleId="a1">
+  <w:style w:type="table" w:default="1" w:styleId="a3">
     <w:name w:val="Normal Table"/>
     <w:uiPriority w:val="99"/>
     <w:semiHidden/>
@@ -2920,13 +5959,13 @@
       </w:tblCellMar>
     </w:tblPr>
   </w:style>
-  <w:style w:type="numbering" w:default="1" w:styleId="a2">
+  <w:style w:type="numbering" w:default="1" w:styleId="a4">
     <w:name w:val="No List"/>
     <w:uiPriority w:val="99"/>
     <w:semiHidden/>
     <w:unhideWhenUsed/>
   </w:style>
-  <w:style w:type="paragraph" w:styleId="a3">
+  <w:style w:type="paragraph" w:styleId="a5">
     <w:name w:val="Title"/>
     <w:uiPriority w:val="10"/>
     <w:qFormat/>
@@ -2943,11 +5982,11 @@
       <w:bCs/>
     </w:rPr>
   </w:style>
-  <w:style w:type="paragraph" w:styleId="a4">
+  <w:style w:type="paragraph" w:styleId="a6">
     <w:name w:val="List Paragraph"/>
     <w:qFormat/>
   </w:style>
-  <w:style w:type="character" w:styleId="a5">
+  <w:style w:type="character" w:styleId="a7">
     <w:name w:val="Hyperlink"/>
     <w:uiPriority w:val="99"/>
     <w:unhideWhenUsed/>
@@ -2956,7 +5995,7 @@
       <w:u w:val="single"/>
     </w:rPr>
   </w:style>
-  <w:style w:type="character" w:styleId="a6">
+  <w:style w:type="character" w:styleId="a8">
     <w:name w:val="footnote reference"/>
     <w:uiPriority w:val="99"/>
     <w:semiHidden/>
@@ -2965,9 +6004,9 @@
       <w:vertAlign w:val="superscript"/>
     </w:rPr>
   </w:style>
-  <w:style w:type="paragraph" w:styleId="a7">
+  <w:style w:type="paragraph" w:styleId="a9">
     <w:name w:val="footnote text"/>
-    <w:link w:val="a8"/>
+    <w:link w:val="aa"/>
     <w:uiPriority w:val="99"/>
     <w:semiHidden/>
     <w:unhideWhenUsed/>
@@ -2976,9 +6015,9 @@
       <w:szCs w:val="20"/>
     </w:rPr>
   </w:style>
-  <w:style w:type="character" w:customStyle="1" w:styleId="a8">
+  <w:style w:type="character" w:customStyle="1" w:styleId="aa">
     <w:name w:val="Текст сноски Знак"/>
-    <w:link w:val="a7"/>
+    <w:link w:val="a9"/>
     <w:uiPriority w:val="99"/>
     <w:semiHidden/>
     <w:unhideWhenUsed/>
@@ -2987,7 +6026,7 @@
       <w:szCs w:val="20"/>
     </w:rPr>
   </w:style>
-  <w:style w:type="character" w:styleId="a9">
+  <w:style w:type="character" w:styleId="ab">
     <w:name w:val="endnote reference"/>
     <w:uiPriority w:val="99"/>
     <w:semiHidden/>
@@ -2996,9 +6035,9 @@
       <w:vertAlign w:val="superscript"/>
     </w:rPr>
   </w:style>
-  <w:style w:type="paragraph" w:styleId="aa">
+  <w:style w:type="paragraph" w:styleId="ac">
     <w:name w:val="endnote text"/>
-    <w:link w:val="ab"/>
+    <w:link w:val="ad"/>
     <w:uiPriority w:val="99"/>
     <w:semiHidden/>
     <w:unhideWhenUsed/>
@@ -3007,9 +6046,9 @@
       <w:szCs w:val="20"/>
     </w:rPr>
   </w:style>
-  <w:style w:type="character" w:customStyle="1" w:styleId="ab">
+  <w:style w:type="character" w:customStyle="1" w:styleId="ad">
     <w:name w:val="Текст концевой сноски Знак"/>
-    <w:link w:val="aa"/>
+    <w:link w:val="ac"/>
     <w:uiPriority w:val="99"/>
     <w:semiHidden/>
     <w:unhideWhenUsed/>
@@ -3020,8 +6059,8 @@
   </w:style>
   <w:style w:type="paragraph" w:styleId="11">
     <w:name w:val="toc 1"/>
-    <w:basedOn w:val="a"/>
-    <w:next w:val="a"/>
+    <w:basedOn w:val="a1"/>
+    <w:next w:val="a1"/>
     <w:autoRedefine/>
     <w:uiPriority w:val="39"/>
     <w:unhideWhenUsed/>
@@ -3032,8 +6071,8 @@
   </w:style>
   <w:style w:type="paragraph" w:styleId="20">
     <w:name w:val="toc 2"/>
-    <w:basedOn w:val="a"/>
-    <w:next w:val="a"/>
+    <w:basedOn w:val="a1"/>
+    <w:next w:val="a1"/>
     <w:autoRedefine/>
     <w:uiPriority w:val="39"/>
     <w:unhideWhenUsed/>
@@ -3043,30 +6082,9 @@
       <w:ind w:left="280"/>
     </w:pPr>
   </w:style>
-  <w:style w:type="paragraph" w:styleId="ac">
+  <w:style w:type="paragraph" w:styleId="ae">
     <w:name w:val="header"/>
-    <w:basedOn w:val="a"/>
-    <w:link w:val="ad"/>
-    <w:uiPriority w:val="99"/>
-    <w:unhideWhenUsed/>
-    <w:rsid w:val="00DD0C2E"/>
-    <w:pPr>
-      <w:tabs>
-        <w:tab w:val="center" w:pos="4677"/>
-        <w:tab w:val="right" w:pos="9355"/>
-      </w:tabs>
-    </w:pPr>
-  </w:style>
-  <w:style w:type="character" w:customStyle="1" w:styleId="ad">
-    <w:name w:val="Верхний колонтитул Знак"/>
-    <w:basedOn w:val="a0"/>
-    <w:link w:val="ac"/>
-    <w:uiPriority w:val="99"/>
-    <w:rsid w:val="00DD0C2E"/>
-  </w:style>
-  <w:style w:type="paragraph" w:styleId="ae">
-    <w:name w:val="footer"/>
-    <w:basedOn w:val="a"/>
+    <w:basedOn w:val="a1"/>
     <w:link w:val="af"/>
     <w:uiPriority w:val="99"/>
     <w:unhideWhenUsed/>
@@ -3079,15 +6097,36 @@
     </w:pPr>
   </w:style>
   <w:style w:type="character" w:customStyle="1" w:styleId="af">
-    <w:name w:val="Нижний колонтитул Знак"/>
-    <w:basedOn w:val="a0"/>
+    <w:name w:val="Верхний колонтитул Знак"/>
+    <w:basedOn w:val="a2"/>
     <w:link w:val="ae"/>
     <w:uiPriority w:val="99"/>
     <w:rsid w:val="00DD0C2E"/>
   </w:style>
-  <w:style w:type="table" w:styleId="af0">
+  <w:style w:type="paragraph" w:styleId="af0">
+    <w:name w:val="footer"/>
+    <w:basedOn w:val="a1"/>
+    <w:link w:val="af1"/>
+    <w:uiPriority w:val="99"/>
+    <w:unhideWhenUsed/>
+    <w:rsid w:val="00DD0C2E"/>
+    <w:pPr>
+      <w:tabs>
+        <w:tab w:val="center" w:pos="4677"/>
+        <w:tab w:val="right" w:pos="9355"/>
+      </w:tabs>
+    </w:pPr>
+  </w:style>
+  <w:style w:type="character" w:customStyle="1" w:styleId="af1">
+    <w:name w:val="Нижний колонтитул Знак"/>
+    <w:basedOn w:val="a2"/>
+    <w:link w:val="af0"/>
+    <w:uiPriority w:val="99"/>
+    <w:rsid w:val="00DD0C2E"/>
+  </w:style>
+  <w:style w:type="table" w:styleId="af2">
     <w:name w:val="Table Grid"/>
-    <w:basedOn w:val="a1"/>
+    <w:basedOn w:val="a3"/>
     <w:uiPriority w:val="59"/>
     <w:rsid w:val="00892291"/>
     <w:rPr>
@@ -3109,7 +6148,7 @@
   </w:style>
   <w:style w:type="paragraph" w:customStyle="1" w:styleId="ds-markdown-paragraph">
     <w:name w:val="ds-markdown-paragraph"/>
-    <w:basedOn w:val="a"/>
+    <w:basedOn w:val="a1"/>
     <w:rsid w:val="00FD0DD4"/>
     <w:pPr>
       <w:spacing w:before="100" w:beforeAutospacing="1" w:after="100" w:afterAutospacing="1"/>
@@ -3117,6 +6156,44 @@
     <w:rPr>
       <w:sz w:val="24"/>
       <w:szCs w:val="24"/>
+    </w:rPr>
+  </w:style>
+  <w:style w:type="paragraph" w:styleId="a0">
+    <w:name w:val="List Bullet"/>
+    <w:basedOn w:val="a1"/>
+    <w:uiPriority w:val="99"/>
+    <w:unhideWhenUsed/>
+    <w:rsid w:val="002F2A29"/>
+    <w:pPr>
+      <w:numPr>
+        <w:numId w:val="5"/>
+      </w:numPr>
+      <w:spacing w:after="200" w:line="360" w:lineRule="auto"/>
+      <w:contextualSpacing/>
+    </w:pPr>
+    <w:rPr>
+      <w:rFonts w:cstheme="minorBidi"/>
+      <w:szCs w:val="22"/>
+      <w:lang w:val="en-US" w:eastAsia="en-US"/>
+    </w:rPr>
+  </w:style>
+  <w:style w:type="paragraph" w:styleId="a">
+    <w:name w:val="List Number"/>
+    <w:basedOn w:val="a1"/>
+    <w:uiPriority w:val="99"/>
+    <w:unhideWhenUsed/>
+    <w:rsid w:val="002F2A29"/>
+    <w:pPr>
+      <w:numPr>
+        <w:numId w:val="6"/>
+      </w:numPr>
+      <w:spacing w:after="200" w:line="360" w:lineRule="auto"/>
+      <w:contextualSpacing/>
+    </w:pPr>
+    <w:rPr>
+      <w:rFonts w:cstheme="minorBidi"/>
+      <w:szCs w:val="22"/>
+      <w:lang w:val="en-US" w:eastAsia="en-US"/>
     </w:rPr>
   </w:style>
 </w:styles>
